--- a/Lab5/СИИ ИСТбд-31 Саранцев Семён ЛР 5.docx
+++ b/Lab5/СИИ ИСТбд-31 Саранцев Семён ЛР 5.docx
@@ -226,7 +226,61 @@
           <w:sz w:val="32"/>
           <w:szCs w:val="32"/>
         </w:rPr>
-        <w:t>Исследование инструментов регрессии и кластеризации библиотеки Scikit-learn (DecisionTreeRegressor, KMeans)</w:t>
+        <w:t xml:space="preserve">Исследование инструментов регрессии и кластеризации библиотеки </w:t>
+      </w:r>
+      <w:proofErr w:type="spellStart"/>
+      <w:r>
+        <w:rPr>
+          <w:rFonts w:ascii="Times New Roman" w:eastAsia="Times New Roman" w:hAnsi="Times New Roman" w:cs="Times New Roman"/>
+          <w:sz w:val="32"/>
+          <w:szCs w:val="32"/>
+        </w:rPr>
+        <w:t>Scikit-learn</w:t>
+      </w:r>
+      <w:proofErr w:type="spellEnd"/>
+      <w:r>
+        <w:rPr>
+          <w:rFonts w:ascii="Times New Roman" w:eastAsia="Times New Roman" w:hAnsi="Times New Roman" w:cs="Times New Roman"/>
+          <w:sz w:val="32"/>
+          <w:szCs w:val="32"/>
+        </w:rPr>
+        <w:t xml:space="preserve"> (</w:t>
+      </w:r>
+      <w:proofErr w:type="spellStart"/>
+      <w:r>
+        <w:rPr>
+          <w:rFonts w:ascii="Times New Roman" w:eastAsia="Times New Roman" w:hAnsi="Times New Roman" w:cs="Times New Roman"/>
+          <w:sz w:val="32"/>
+          <w:szCs w:val="32"/>
+        </w:rPr>
+        <w:t>DecisionTreeRegressor</w:t>
+      </w:r>
+      <w:proofErr w:type="spellEnd"/>
+      <w:r>
+        <w:rPr>
+          <w:rFonts w:ascii="Times New Roman" w:eastAsia="Times New Roman" w:hAnsi="Times New Roman" w:cs="Times New Roman"/>
+          <w:sz w:val="32"/>
+          <w:szCs w:val="32"/>
+        </w:rPr>
+        <w:t xml:space="preserve">, </w:t>
+      </w:r>
+      <w:proofErr w:type="spellStart"/>
+      <w:r>
+        <w:rPr>
+          <w:rFonts w:ascii="Times New Roman" w:eastAsia="Times New Roman" w:hAnsi="Times New Roman" w:cs="Times New Roman"/>
+          <w:sz w:val="32"/>
+          <w:szCs w:val="32"/>
+        </w:rPr>
+        <w:t>KMeans</w:t>
+      </w:r>
+      <w:proofErr w:type="spellEnd"/>
+      <w:r>
+        <w:rPr>
+          <w:rFonts w:ascii="Times New Roman" w:eastAsia="Times New Roman" w:hAnsi="Times New Roman" w:cs="Times New Roman"/>
+          <w:sz w:val="32"/>
+          <w:szCs w:val="32"/>
+        </w:rPr>
+        <w:t>)</w:t>
       </w:r>
       <w:r>
         <w:rPr>
@@ -606,7 +660,16 @@
           <w:sz w:val="28"/>
           <w:szCs w:val="28"/>
         </w:rPr>
-        <w:t>Изучить инструменты регрессии библиотеки Scikit</w:t>
+        <w:t xml:space="preserve">Изучить инструменты регрессии библиотеки </w:t>
+      </w:r>
+      <w:proofErr w:type="spellStart"/>
+      <w:r>
+        <w:rPr>
+          <w:rFonts w:ascii="Times New Roman" w:hAnsi="Times New Roman" w:cs="Times New Roman"/>
+          <w:sz w:val="28"/>
+          <w:szCs w:val="28"/>
+        </w:rPr>
+        <w:t>Scikit</w:t>
       </w:r>
       <w:r>
         <w:rPr>
@@ -615,8 +678,18 @@
           <w:szCs w:val="28"/>
         </w:rPr>
         <w:noBreakHyphen/>
-        <w:t>learn на примере </w:t>
-      </w:r>
+        <w:t>learn</w:t>
+      </w:r>
+      <w:proofErr w:type="spellEnd"/>
+      <w:r>
+        <w:rPr>
+          <w:rFonts w:ascii="Times New Roman" w:hAnsi="Times New Roman" w:cs="Times New Roman"/>
+          <w:sz w:val="28"/>
+          <w:szCs w:val="28"/>
+        </w:rPr>
+        <w:t xml:space="preserve"> на примере </w:t>
+      </w:r>
+      <w:proofErr w:type="spellStart"/>
       <w:r>
         <w:rPr>
           <w:rFonts w:ascii="Times New Roman" w:hAnsi="Times New Roman" w:cs="Times New Roman"/>
@@ -627,6 +700,7 @@
         </w:rPr>
         <w:t>DecisionTreeRegressor</w:t>
       </w:r>
+      <w:proofErr w:type="spellEnd"/>
       <w:r>
         <w:rPr>
           <w:rFonts w:ascii="Times New Roman" w:hAnsi="Times New Roman" w:cs="Times New Roman"/>
@@ -635,6 +709,7 @@
         </w:rPr>
         <w:t> и решить задачу кластеризации на том же наборе данных с помощью </w:t>
       </w:r>
+      <w:proofErr w:type="spellStart"/>
       <w:r>
         <w:rPr>
           <w:rFonts w:ascii="Times New Roman" w:hAnsi="Times New Roman" w:cs="Times New Roman"/>
@@ -645,6 +720,7 @@
         </w:rPr>
         <w:t>KMeans</w:t>
       </w:r>
+      <w:proofErr w:type="spellEnd"/>
       <w:r>
         <w:rPr>
           <w:rFonts w:ascii="Times New Roman" w:hAnsi="Times New Roman" w:cs="Times New Roman"/>
@@ -733,7 +809,25 @@
           <w:sz w:val="28"/>
           <w:szCs w:val="28"/>
         </w:rPr>
-        <w:t>обучающую выборку train.tsv – 10 000 объектов, 101 столбец (100 признаков + целевая переменная);</w:t>
+        <w:t>обучающую выборку </w:t>
+      </w:r>
+      <w:proofErr w:type="spellStart"/>
+      <w:r>
+        <w:rPr>
+          <w:color w:val="0F1115"/>
+          <w:sz w:val="28"/>
+          <w:szCs w:val="28"/>
+        </w:rPr>
+        <w:t>train.tsv</w:t>
+      </w:r>
+      <w:proofErr w:type="spellEnd"/>
+      <w:r>
+        <w:rPr>
+          <w:color w:val="0F1115"/>
+          <w:sz w:val="28"/>
+          <w:szCs w:val="28"/>
+        </w:rPr>
+        <w:t> – 10 000 объектов, 101 столбец (100 признаков + целевая переменная);</w:t>
       </w:r>
     </w:p>
     <w:p>
@@ -756,7 +850,25 @@
           <w:sz w:val="28"/>
           <w:szCs w:val="28"/>
         </w:rPr>
-        <w:t>тестовую выборку test.tsv – 1000 объектов, 100 признаков (целевая переменная неизвестна).</w:t>
+        <w:t>тестовую выборку </w:t>
+      </w:r>
+      <w:proofErr w:type="spellStart"/>
+      <w:r>
+        <w:rPr>
+          <w:color w:val="0F1115"/>
+          <w:sz w:val="28"/>
+          <w:szCs w:val="28"/>
+        </w:rPr>
+        <w:t>test.tsv</w:t>
+      </w:r>
+      <w:proofErr w:type="spellEnd"/>
+      <w:r>
+        <w:rPr>
+          <w:color w:val="0F1115"/>
+          <w:sz w:val="28"/>
+          <w:szCs w:val="28"/>
+        </w:rPr>
+        <w:t> – 1000 объектов, 100 признаков (целевая переменная неизвестна).</w:t>
       </w:r>
     </w:p>
     <w:p>
@@ -821,7 +933,43 @@
           <w:sz w:val="28"/>
           <w:szCs w:val="28"/>
         </w:rPr>
-        <w:t>Обучить регрессор DecisionTreeRegressor на сырых данных, оценить качество на валидационной выборке.</w:t>
+        <w:t>Обучить регрессор </w:t>
+      </w:r>
+      <w:proofErr w:type="spellStart"/>
+      <w:r>
+        <w:rPr>
+          <w:color w:val="0F1115"/>
+          <w:sz w:val="28"/>
+          <w:szCs w:val="28"/>
+        </w:rPr>
+        <w:t>DecisionTreeRegressor</w:t>
+      </w:r>
+      <w:proofErr w:type="spellEnd"/>
+      <w:r>
+        <w:rPr>
+          <w:color w:val="0F1115"/>
+          <w:sz w:val="28"/>
+          <w:szCs w:val="28"/>
+        </w:rPr>
+        <w:t xml:space="preserve"> на сырых данных, оценить качество на </w:t>
+      </w:r>
+      <w:proofErr w:type="spellStart"/>
+      <w:r>
+        <w:rPr>
+          <w:color w:val="0F1115"/>
+          <w:sz w:val="28"/>
+          <w:szCs w:val="28"/>
+        </w:rPr>
+        <w:t>валидационной</w:t>
+      </w:r>
+      <w:proofErr w:type="spellEnd"/>
+      <w:r>
+        <w:rPr>
+          <w:color w:val="0F1115"/>
+          <w:sz w:val="28"/>
+          <w:szCs w:val="28"/>
+        </w:rPr>
+        <w:t xml:space="preserve"> выборке.</w:t>
       </w:r>
     </w:p>
     <w:p>
@@ -844,7 +992,25 @@
           <w:sz w:val="28"/>
           <w:szCs w:val="28"/>
         </w:rPr>
-        <w:t>Провести масштабирование признаков (StandardScaler) и повторить обучение.</w:t>
+        <w:t>Провести масштабирование признаков (</w:t>
+      </w:r>
+      <w:proofErr w:type="spellStart"/>
+      <w:r>
+        <w:rPr>
+          <w:color w:val="0F1115"/>
+          <w:sz w:val="28"/>
+          <w:szCs w:val="28"/>
+        </w:rPr>
+        <w:t>StandardScaler</w:t>
+      </w:r>
+      <w:proofErr w:type="spellEnd"/>
+      <w:r>
+        <w:rPr>
+          <w:color w:val="0F1115"/>
+          <w:sz w:val="28"/>
+          <w:szCs w:val="28"/>
+        </w:rPr>
+        <w:t>) и повторить обучение.</w:t>
       </w:r>
     </w:p>
     <w:p>
@@ -890,7 +1056,133 @@
           <w:sz w:val="28"/>
           <w:szCs w:val="28"/>
         </w:rPr>
-        <w:t>На том же датасете решить задачу кластеризации методом KMeans (k=2), оценить качество кластеризации (Silhouette Score, Adjusted Rand Index, Adjusted Mutual Info).</w:t>
+        <w:t xml:space="preserve">На том же </w:t>
+      </w:r>
+      <w:proofErr w:type="spellStart"/>
+      <w:r>
+        <w:rPr>
+          <w:color w:val="0F1115"/>
+          <w:sz w:val="28"/>
+          <w:szCs w:val="28"/>
+        </w:rPr>
+        <w:t>датасете</w:t>
+      </w:r>
+      <w:proofErr w:type="spellEnd"/>
+      <w:r>
+        <w:rPr>
+          <w:color w:val="0F1115"/>
+          <w:sz w:val="28"/>
+          <w:szCs w:val="28"/>
+        </w:rPr>
+        <w:t xml:space="preserve"> решить задачу кластеризации методом </w:t>
+      </w:r>
+      <w:proofErr w:type="spellStart"/>
+      <w:r>
+        <w:rPr>
+          <w:color w:val="0F1115"/>
+          <w:sz w:val="28"/>
+          <w:szCs w:val="28"/>
+        </w:rPr>
+        <w:t>KMeans</w:t>
+      </w:r>
+      <w:proofErr w:type="spellEnd"/>
+      <w:r>
+        <w:rPr>
+          <w:color w:val="0F1115"/>
+          <w:sz w:val="28"/>
+          <w:szCs w:val="28"/>
+        </w:rPr>
+        <w:t xml:space="preserve"> (k=2), оценить качество кластеризации (</w:t>
+      </w:r>
+      <w:proofErr w:type="spellStart"/>
+      <w:r>
+        <w:rPr>
+          <w:color w:val="0F1115"/>
+          <w:sz w:val="28"/>
+          <w:szCs w:val="28"/>
+        </w:rPr>
+        <w:t>Silhouette</w:t>
+      </w:r>
+      <w:proofErr w:type="spellEnd"/>
+      <w:r>
+        <w:rPr>
+          <w:color w:val="0F1115"/>
+          <w:sz w:val="28"/>
+          <w:szCs w:val="28"/>
+        </w:rPr>
+        <w:t xml:space="preserve"> </w:t>
+      </w:r>
+      <w:proofErr w:type="spellStart"/>
+      <w:r>
+        <w:rPr>
+          <w:color w:val="0F1115"/>
+          <w:sz w:val="28"/>
+          <w:szCs w:val="28"/>
+        </w:rPr>
+        <w:t>Score</w:t>
+      </w:r>
+      <w:proofErr w:type="spellEnd"/>
+      <w:r>
+        <w:rPr>
+          <w:color w:val="0F1115"/>
+          <w:sz w:val="28"/>
+          <w:szCs w:val="28"/>
+        </w:rPr>
+        <w:t xml:space="preserve">, </w:t>
+      </w:r>
+      <w:proofErr w:type="spellStart"/>
+      <w:r>
+        <w:rPr>
+          <w:color w:val="0F1115"/>
+          <w:sz w:val="28"/>
+          <w:szCs w:val="28"/>
+        </w:rPr>
+        <w:t>Adjusted</w:t>
+      </w:r>
+      <w:proofErr w:type="spellEnd"/>
+      <w:r>
+        <w:rPr>
+          <w:color w:val="0F1115"/>
+          <w:sz w:val="28"/>
+          <w:szCs w:val="28"/>
+        </w:rPr>
+        <w:t xml:space="preserve"> Rand Index, </w:t>
+      </w:r>
+      <w:proofErr w:type="spellStart"/>
+      <w:r>
+        <w:rPr>
+          <w:color w:val="0F1115"/>
+          <w:sz w:val="28"/>
+          <w:szCs w:val="28"/>
+        </w:rPr>
+        <w:t>Adjusted</w:t>
+      </w:r>
+      <w:proofErr w:type="spellEnd"/>
+      <w:r>
+        <w:rPr>
+          <w:color w:val="0F1115"/>
+          <w:sz w:val="28"/>
+          <w:szCs w:val="28"/>
+        </w:rPr>
+        <w:t xml:space="preserve"> </w:t>
+      </w:r>
+      <w:proofErr w:type="spellStart"/>
+      <w:r>
+        <w:rPr>
+          <w:color w:val="0F1115"/>
+          <w:sz w:val="28"/>
+          <w:szCs w:val="28"/>
+        </w:rPr>
+        <w:t>Mutual</w:t>
+      </w:r>
+      <w:proofErr w:type="spellEnd"/>
+      <w:r>
+        <w:rPr>
+          <w:color w:val="0F1115"/>
+          <w:sz w:val="28"/>
+          <w:szCs w:val="28"/>
+        </w:rPr>
+        <w:t xml:space="preserve"> Info).</w:t>
       </w:r>
     </w:p>
     <w:p>
@@ -992,7 +1284,31 @@
           <w:szCs w:val="28"/>
           <w:lang w:val="ru-RU"/>
         </w:rPr>
-        <w:t>1. DecisionTreeRegressor (дерево решений для регрессии)</w:t>
+        <w:t xml:space="preserve">1. </w:t>
+      </w:r>
+      <w:proofErr w:type="spellStart"/>
+      <w:r>
+        <w:rPr>
+          <w:rFonts w:ascii="Times New Roman" w:hAnsi="Times New Roman" w:cs="Times New Roman"/>
+          <w:b/>
+          <w:bCs/>
+          <w:sz w:val="28"/>
+          <w:szCs w:val="28"/>
+          <w:lang w:val="ru-RU"/>
+        </w:rPr>
+        <w:t>DecisionTreeRegressor</w:t>
+      </w:r>
+      <w:proofErr w:type="spellEnd"/>
+      <w:r>
+        <w:rPr>
+          <w:rFonts w:ascii="Times New Roman" w:hAnsi="Times New Roman" w:cs="Times New Roman"/>
+          <w:b/>
+          <w:bCs/>
+          <w:sz w:val="28"/>
+          <w:szCs w:val="28"/>
+          <w:lang w:val="ru-RU"/>
+        </w:rPr>
+        <w:t xml:space="preserve"> (дерево решений для регрессии)</w:t>
       </w:r>
     </w:p>
     <w:p>
@@ -1022,7 +1338,87 @@
           <w:lang w:val="ru-RU"/>
         </w:rPr>
         <w:lastRenderedPageBreak/>
-        <w:t>предсказание – среднее значение целевой переменной для объектов, попавших в этот лист. Критерий разбиения – минимизация среднеквадратичной ошибки (MSE) или средней абсолютной ошибки (MAE). Основные параметры: max_depth, min_samples_split, criterion. В работе использованы параметры по умолчанию (random_state=42).</w:t>
+        <w:t>предсказание – среднее значение целевой переменной для объектов, попавших в этот лист. Критерий разбиения – минимизация среднеквадратичной ошибки (MSE) или средней абсолютной ошибки (MAE). Основные параметры: </w:t>
+      </w:r>
+      <w:proofErr w:type="spellStart"/>
+      <w:r>
+        <w:rPr>
+          <w:rFonts w:ascii="Times New Roman" w:hAnsi="Times New Roman" w:cs="Times New Roman"/>
+          <w:sz w:val="28"/>
+          <w:szCs w:val="28"/>
+          <w:lang w:val="ru-RU"/>
+        </w:rPr>
+        <w:t>max_depth</w:t>
+      </w:r>
+      <w:proofErr w:type="spellEnd"/>
+      <w:r>
+        <w:rPr>
+          <w:rFonts w:ascii="Times New Roman" w:hAnsi="Times New Roman" w:cs="Times New Roman"/>
+          <w:sz w:val="28"/>
+          <w:szCs w:val="28"/>
+          <w:lang w:val="ru-RU"/>
+        </w:rPr>
+        <w:t>, </w:t>
+      </w:r>
+      <w:proofErr w:type="spellStart"/>
+      <w:r>
+        <w:rPr>
+          <w:rFonts w:ascii="Times New Roman" w:hAnsi="Times New Roman" w:cs="Times New Roman"/>
+          <w:sz w:val="28"/>
+          <w:szCs w:val="28"/>
+          <w:lang w:val="ru-RU"/>
+        </w:rPr>
+        <w:t>min_samples_split</w:t>
+      </w:r>
+      <w:proofErr w:type="spellEnd"/>
+      <w:r>
+        <w:rPr>
+          <w:rFonts w:ascii="Times New Roman" w:hAnsi="Times New Roman" w:cs="Times New Roman"/>
+          <w:sz w:val="28"/>
+          <w:szCs w:val="28"/>
+          <w:lang w:val="ru-RU"/>
+        </w:rPr>
+        <w:t>, </w:t>
+      </w:r>
+      <w:proofErr w:type="spellStart"/>
+      <w:r>
+        <w:rPr>
+          <w:rFonts w:ascii="Times New Roman" w:hAnsi="Times New Roman" w:cs="Times New Roman"/>
+          <w:sz w:val="28"/>
+          <w:szCs w:val="28"/>
+          <w:lang w:val="ru-RU"/>
+        </w:rPr>
+        <w:t>criterion</w:t>
+      </w:r>
+      <w:proofErr w:type="spellEnd"/>
+      <w:r>
+        <w:rPr>
+          <w:rFonts w:ascii="Times New Roman" w:hAnsi="Times New Roman" w:cs="Times New Roman"/>
+          <w:sz w:val="28"/>
+          <w:szCs w:val="28"/>
+          <w:lang w:val="ru-RU"/>
+        </w:rPr>
+        <w:t>. В работе использованы параметры по умолчанию (</w:t>
+      </w:r>
+      <w:proofErr w:type="spellStart"/>
+      <w:r>
+        <w:rPr>
+          <w:rFonts w:ascii="Times New Roman" w:hAnsi="Times New Roman" w:cs="Times New Roman"/>
+          <w:sz w:val="28"/>
+          <w:szCs w:val="28"/>
+          <w:lang w:val="ru-RU"/>
+        </w:rPr>
+        <w:t>random_state</w:t>
+      </w:r>
+      <w:proofErr w:type="spellEnd"/>
+      <w:r>
+        <w:rPr>
+          <w:rFonts w:ascii="Times New Roman" w:hAnsi="Times New Roman" w:cs="Times New Roman"/>
+          <w:sz w:val="28"/>
+          <w:szCs w:val="28"/>
+          <w:lang w:val="ru-RU"/>
+        </w:rPr>
+        <w:t>=42).</w:t>
       </w:r>
     </w:p>
     <w:p>
@@ -1045,7 +1441,31 @@
           <w:szCs w:val="28"/>
           <w:lang w:val="ru-RU"/>
         </w:rPr>
-        <w:t>2. KMeans (кластеризация)</w:t>
+        <w:t xml:space="preserve">2. </w:t>
+      </w:r>
+      <w:proofErr w:type="spellStart"/>
+      <w:r>
+        <w:rPr>
+          <w:rFonts w:ascii="Times New Roman" w:hAnsi="Times New Roman" w:cs="Times New Roman"/>
+          <w:b/>
+          <w:bCs/>
+          <w:sz w:val="28"/>
+          <w:szCs w:val="28"/>
+          <w:lang w:val="ru-RU"/>
+        </w:rPr>
+        <w:t>KMeans</w:t>
+      </w:r>
+      <w:proofErr w:type="spellEnd"/>
+      <w:r>
+        <w:rPr>
+          <w:rFonts w:ascii="Times New Roman" w:hAnsi="Times New Roman" w:cs="Times New Roman"/>
+          <w:b/>
+          <w:bCs/>
+          <w:sz w:val="28"/>
+          <w:szCs w:val="28"/>
+          <w:lang w:val="ru-RU"/>
+        </w:rPr>
+        <w:t xml:space="preserve"> (кластеризация)</w:t>
       </w:r>
     </w:p>
     <w:p>
@@ -1091,6 +1511,7 @@
           <w:lang w:val="ru-RU"/>
         </w:rPr>
       </w:pPr>
+      <w:proofErr w:type="spellStart"/>
       <w:r>
         <w:rPr>
           <w:rFonts w:ascii="Times New Roman" w:hAnsi="Times New Roman" w:cs="Times New Roman"/>
@@ -1100,8 +1521,33 @@
           <w:szCs w:val="28"/>
           <w:lang w:val="ru-RU"/>
         </w:rPr>
-        <w:t>Silhouette Score</w:t>
-      </w:r>
+        <w:t>Silhouette</w:t>
+      </w:r>
+      <w:proofErr w:type="spellEnd"/>
+      <w:r>
+        <w:rPr>
+          <w:rFonts w:ascii="Times New Roman" w:hAnsi="Times New Roman" w:cs="Times New Roman"/>
+          <w:b/>
+          <w:bCs/>
+          <w:sz w:val="28"/>
+          <w:szCs w:val="28"/>
+          <w:lang w:val="ru-RU"/>
+        </w:rPr>
+        <w:t xml:space="preserve"> </w:t>
+      </w:r>
+      <w:proofErr w:type="spellStart"/>
+      <w:r>
+        <w:rPr>
+          <w:rFonts w:ascii="Times New Roman" w:hAnsi="Times New Roman" w:cs="Times New Roman"/>
+          <w:b/>
+          <w:bCs/>
+          <w:sz w:val="28"/>
+          <w:szCs w:val="28"/>
+          <w:lang w:val="ru-RU"/>
+        </w:rPr>
+        <w:t>Score</w:t>
+      </w:r>
+      <w:proofErr w:type="spellEnd"/>
       <w:r>
         <w:rPr>
           <w:rFonts w:ascii="Times New Roman" w:hAnsi="Times New Roman" w:cs="Times New Roman"/>
@@ -1125,6 +1571,7 @@
           <w:lang w:val="ru-RU"/>
         </w:rPr>
       </w:pPr>
+      <w:proofErr w:type="spellStart"/>
       <w:r>
         <w:rPr>
           <w:rFonts w:ascii="Times New Roman" w:hAnsi="Times New Roman" w:cs="Times New Roman"/>
@@ -1134,16 +1581,48 @@
           <w:szCs w:val="28"/>
           <w:lang w:val="ru-RU"/>
         </w:rPr>
-        <w:t>Adjusted Rand Index (ARI)</w:t>
-      </w:r>
-      <w:r>
-        <w:rPr>
-          <w:rFonts w:ascii="Times New Roman" w:hAnsi="Times New Roman" w:cs="Times New Roman"/>
-          <w:sz w:val="28"/>
-          <w:szCs w:val="28"/>
-          <w:lang w:val="ru-RU"/>
-        </w:rPr>
-        <w:t> – согласованность с истинными метками (целевая переменная бинаризирована по медиане).</w:t>
+        <w:t>Adjusted</w:t>
+      </w:r>
+      <w:proofErr w:type="spellEnd"/>
+      <w:r>
+        <w:rPr>
+          <w:rFonts w:ascii="Times New Roman" w:hAnsi="Times New Roman" w:cs="Times New Roman"/>
+          <w:b/>
+          <w:bCs/>
+          <w:sz w:val="28"/>
+          <w:szCs w:val="28"/>
+          <w:lang w:val="ru-RU"/>
+        </w:rPr>
+        <w:t xml:space="preserve"> Rand Index (ARI)</w:t>
+      </w:r>
+      <w:r>
+        <w:rPr>
+          <w:rFonts w:ascii="Times New Roman" w:hAnsi="Times New Roman" w:cs="Times New Roman"/>
+          <w:sz w:val="28"/>
+          <w:szCs w:val="28"/>
+          <w:lang w:val="ru-RU"/>
+        </w:rPr>
+        <w:t xml:space="preserve"> – согласованность с истинными метками (целевая переменная </w:t>
+      </w:r>
+      <w:proofErr w:type="spellStart"/>
+      <w:r>
+        <w:rPr>
+          <w:rFonts w:ascii="Times New Roman" w:hAnsi="Times New Roman" w:cs="Times New Roman"/>
+          <w:sz w:val="28"/>
+          <w:szCs w:val="28"/>
+          <w:lang w:val="ru-RU"/>
+        </w:rPr>
+        <w:t>бинаризирована</w:t>
+      </w:r>
+      <w:proofErr w:type="spellEnd"/>
+      <w:r>
+        <w:rPr>
+          <w:rFonts w:ascii="Times New Roman" w:hAnsi="Times New Roman" w:cs="Times New Roman"/>
+          <w:sz w:val="28"/>
+          <w:szCs w:val="28"/>
+          <w:lang w:val="ru-RU"/>
+        </w:rPr>
+        <w:t xml:space="preserve"> по медиане).</w:t>
       </w:r>
     </w:p>
     <w:p>
@@ -1159,6 +1638,7 @@
           <w:lang w:val="ru-RU"/>
         </w:rPr>
       </w:pPr>
+      <w:proofErr w:type="spellStart"/>
       <w:r>
         <w:rPr>
           <w:rFonts w:ascii="Times New Roman" w:hAnsi="Times New Roman" w:cs="Times New Roman"/>
@@ -1168,7 +1648,43 @@
           <w:szCs w:val="28"/>
           <w:lang w:val="ru-RU"/>
         </w:rPr>
-        <w:t>Adjusted Mutual Info (AMI)</w:t>
+        <w:t>Adjusted</w:t>
+      </w:r>
+      <w:proofErr w:type="spellEnd"/>
+      <w:r>
+        <w:rPr>
+          <w:rFonts w:ascii="Times New Roman" w:hAnsi="Times New Roman" w:cs="Times New Roman"/>
+          <w:b/>
+          <w:bCs/>
+          <w:sz w:val="28"/>
+          <w:szCs w:val="28"/>
+          <w:lang w:val="ru-RU"/>
+        </w:rPr>
+        <w:t xml:space="preserve"> </w:t>
+      </w:r>
+      <w:proofErr w:type="spellStart"/>
+      <w:r>
+        <w:rPr>
+          <w:rFonts w:ascii="Times New Roman" w:hAnsi="Times New Roman" w:cs="Times New Roman"/>
+          <w:b/>
+          <w:bCs/>
+          <w:sz w:val="28"/>
+          <w:szCs w:val="28"/>
+          <w:lang w:val="ru-RU"/>
+        </w:rPr>
+        <w:t>Mutual</w:t>
+      </w:r>
+      <w:proofErr w:type="spellEnd"/>
+      <w:r>
+        <w:rPr>
+          <w:rFonts w:ascii="Times New Roman" w:hAnsi="Times New Roman" w:cs="Times New Roman"/>
+          <w:b/>
+          <w:bCs/>
+          <w:sz w:val="28"/>
+          <w:szCs w:val="28"/>
+          <w:lang w:val="ru-RU"/>
+        </w:rPr>
+        <w:t xml:space="preserve"> Info (AMI)</w:t>
       </w:r>
       <w:r>
         <w:rPr>
@@ -1200,7 +1716,31 @@
           <w:szCs w:val="28"/>
           <w:lang w:val="ru-RU"/>
         </w:rPr>
-        <w:t>3. Предобработка (StandardScaler)</w:t>
+        <w:t>3. Предобработка (</w:t>
+      </w:r>
+      <w:proofErr w:type="spellStart"/>
+      <w:r>
+        <w:rPr>
+          <w:rFonts w:ascii="Times New Roman" w:hAnsi="Times New Roman" w:cs="Times New Roman"/>
+          <w:b/>
+          <w:bCs/>
+          <w:sz w:val="28"/>
+          <w:szCs w:val="28"/>
+          <w:lang w:val="ru-RU"/>
+        </w:rPr>
+        <w:t>StandardScaler</w:t>
+      </w:r>
+      <w:proofErr w:type="spellEnd"/>
+      <w:r>
+        <w:rPr>
+          <w:rFonts w:ascii="Times New Roman" w:hAnsi="Times New Roman" w:cs="Times New Roman"/>
+          <w:b/>
+          <w:bCs/>
+          <w:sz w:val="28"/>
+          <w:szCs w:val="28"/>
+          <w:lang w:val="ru-RU"/>
+        </w:rPr>
+        <w:t>)</w:t>
       </w:r>
     </w:p>
     <w:p>
@@ -1220,7 +1760,47 @@
           <w:szCs w:val="28"/>
           <w:lang w:val="ru-RU"/>
         </w:rPr>
-        <w:t>Стандартизация признаков: z = (x – mean) / std. Приводит признаки к нулевому среднему и единичной дисперсии. Для деревьев решений масштабирование не влияет на результат (так как методы основаны на сравнении значений признаков, а не на расстояниях), но используется для демонстрации этапа предобработки.</w:t>
+        <w:t xml:space="preserve">Стандартизация признаков: z = (x – </w:t>
+      </w:r>
+      <w:proofErr w:type="spellStart"/>
+      <w:r>
+        <w:rPr>
+          <w:rFonts w:ascii="Times New Roman" w:hAnsi="Times New Roman" w:cs="Times New Roman"/>
+          <w:sz w:val="28"/>
+          <w:szCs w:val="28"/>
+          <w:lang w:val="ru-RU"/>
+        </w:rPr>
+        <w:t>mean</w:t>
+      </w:r>
+      <w:proofErr w:type="spellEnd"/>
+      <w:r>
+        <w:rPr>
+          <w:rFonts w:ascii="Times New Roman" w:hAnsi="Times New Roman" w:cs="Times New Roman"/>
+          <w:sz w:val="28"/>
+          <w:szCs w:val="28"/>
+          <w:lang w:val="ru-RU"/>
+        </w:rPr>
+        <w:t xml:space="preserve">) / </w:t>
+      </w:r>
+      <w:proofErr w:type="spellStart"/>
+      <w:r>
+        <w:rPr>
+          <w:rFonts w:ascii="Times New Roman" w:hAnsi="Times New Roman" w:cs="Times New Roman"/>
+          <w:sz w:val="28"/>
+          <w:szCs w:val="28"/>
+          <w:lang w:val="ru-RU"/>
+        </w:rPr>
+        <w:t>std</w:t>
+      </w:r>
+      <w:proofErr w:type="spellEnd"/>
+      <w:r>
+        <w:rPr>
+          <w:rFonts w:ascii="Times New Roman" w:hAnsi="Times New Roman" w:cs="Times New Roman"/>
+          <w:sz w:val="28"/>
+          <w:szCs w:val="28"/>
+          <w:lang w:val="ru-RU"/>
+        </w:rPr>
+        <w:t>. Приводит признаки к нулевому среднему и единичной дисперсии. Для деревьев решений масштабирование не влияет на результат (так как методы основаны на сравнении значений признаков, а не на расстояниях), но используется для демонстрации этапа предобработки.</w:t>
       </w:r>
     </w:p>
     <w:p>
@@ -1365,7 +1945,87 @@
           <w:szCs w:val="28"/>
           <w:lang w:val="ru-RU"/>
         </w:rPr>
-        <w:t> (Root Mean Squared Error) – корень из MSE, более интерпретируем.</w:t>
+        <w:t> (</w:t>
+      </w:r>
+      <w:proofErr w:type="spellStart"/>
+      <w:r>
+        <w:rPr>
+          <w:rFonts w:ascii="Times New Roman" w:hAnsi="Times New Roman" w:cs="Times New Roman"/>
+          <w:sz w:val="28"/>
+          <w:szCs w:val="28"/>
+          <w:lang w:val="ru-RU"/>
+        </w:rPr>
+        <w:t>Root</w:t>
+      </w:r>
+      <w:proofErr w:type="spellEnd"/>
+      <w:r>
+        <w:rPr>
+          <w:rFonts w:ascii="Times New Roman" w:hAnsi="Times New Roman" w:cs="Times New Roman"/>
+          <w:sz w:val="28"/>
+          <w:szCs w:val="28"/>
+          <w:lang w:val="ru-RU"/>
+        </w:rPr>
+        <w:t xml:space="preserve"> </w:t>
+      </w:r>
+      <w:proofErr w:type="spellStart"/>
+      <w:r>
+        <w:rPr>
+          <w:rFonts w:ascii="Times New Roman" w:hAnsi="Times New Roman" w:cs="Times New Roman"/>
+          <w:sz w:val="28"/>
+          <w:szCs w:val="28"/>
+          <w:lang w:val="ru-RU"/>
+        </w:rPr>
+        <w:t>Mean</w:t>
+      </w:r>
+      <w:proofErr w:type="spellEnd"/>
+      <w:r>
+        <w:rPr>
+          <w:rFonts w:ascii="Times New Roman" w:hAnsi="Times New Roman" w:cs="Times New Roman"/>
+          <w:sz w:val="28"/>
+          <w:szCs w:val="28"/>
+          <w:lang w:val="ru-RU"/>
+        </w:rPr>
+        <w:t xml:space="preserve"> </w:t>
+      </w:r>
+      <w:proofErr w:type="spellStart"/>
+      <w:r>
+        <w:rPr>
+          <w:rFonts w:ascii="Times New Roman" w:hAnsi="Times New Roman" w:cs="Times New Roman"/>
+          <w:sz w:val="28"/>
+          <w:szCs w:val="28"/>
+          <w:lang w:val="ru-RU"/>
+        </w:rPr>
+        <w:t>Squared</w:t>
+      </w:r>
+      <w:proofErr w:type="spellEnd"/>
+      <w:r>
+        <w:rPr>
+          <w:rFonts w:ascii="Times New Roman" w:hAnsi="Times New Roman" w:cs="Times New Roman"/>
+          <w:sz w:val="28"/>
+          <w:szCs w:val="28"/>
+          <w:lang w:val="ru-RU"/>
+        </w:rPr>
+        <w:t xml:space="preserve"> </w:t>
+      </w:r>
+      <w:proofErr w:type="spellStart"/>
+      <w:r>
+        <w:rPr>
+          <w:rFonts w:ascii="Times New Roman" w:hAnsi="Times New Roman" w:cs="Times New Roman"/>
+          <w:sz w:val="28"/>
+          <w:szCs w:val="28"/>
+          <w:lang w:val="ru-RU"/>
+        </w:rPr>
+        <w:t>Error</w:t>
+      </w:r>
+      <w:proofErr w:type="spellEnd"/>
+      <w:r>
+        <w:rPr>
+          <w:rFonts w:ascii="Times New Roman" w:hAnsi="Times New Roman" w:cs="Times New Roman"/>
+          <w:sz w:val="28"/>
+          <w:szCs w:val="28"/>
+          <w:lang w:val="ru-RU"/>
+        </w:rPr>
+        <w:t>) – корень из MSE, более интерпретируем.</w:t>
       </w:r>
     </w:p>
     <w:p>
@@ -1560,6 +2220,7 @@
         </w:rPr>
         <w:t> (</w:t>
       </w:r>
+      <w:proofErr w:type="spellStart"/>
       <w:r>
         <w:rPr>
           <w:rFonts w:ascii="Times New Roman" w:eastAsia="Times New Roman" w:hAnsi="Times New Roman" w:cs="Times New Roman"/>
@@ -1571,6 +2232,7 @@
         </w:rPr>
         <w:t>train.tsv</w:t>
       </w:r>
+      <w:proofErr w:type="spellEnd"/>
       <w:r>
         <w:rPr>
           <w:rFonts w:ascii="Times New Roman" w:eastAsia="Times New Roman" w:hAnsi="Times New Roman" w:cs="Times New Roman"/>
@@ -1620,6 +2282,7 @@
         </w:rPr>
         <w:t> (</w:t>
       </w:r>
+      <w:proofErr w:type="spellStart"/>
       <w:r>
         <w:rPr>
           <w:rFonts w:ascii="Times New Roman" w:eastAsia="Times New Roman" w:hAnsi="Times New Roman" w:cs="Times New Roman"/>
@@ -1631,6 +2294,7 @@
         </w:rPr>
         <w:t>test.tsv</w:t>
       </w:r>
+      <w:proofErr w:type="spellEnd"/>
       <w:r>
         <w:rPr>
           <w:rFonts w:ascii="Times New Roman" w:eastAsia="Times New Roman" w:hAnsi="Times New Roman" w:cs="Times New Roman"/>
@@ -1666,7 +2330,29 @@
           <w:szCs w:val="28"/>
           <w:lang w:val="ru-RU"/>
         </w:rPr>
-        <w:t>Для оценки качества модель обучалась на 80% обучающих объектов (8 000) и валидировалась на 20% (2 000). Пропуски отсутствуют.</w:t>
+        <w:t xml:space="preserve">Для оценки качества модель обучалась на 80% обучающих объектов (8 000) и </w:t>
+      </w:r>
+      <w:proofErr w:type="spellStart"/>
+      <w:r>
+        <w:rPr>
+          <w:rFonts w:ascii="Times New Roman" w:eastAsia="Times New Roman" w:hAnsi="Times New Roman" w:cs="Times New Roman"/>
+          <w:color w:val="0F1115"/>
+          <w:sz w:val="28"/>
+          <w:szCs w:val="28"/>
+          <w:lang w:val="ru-RU"/>
+        </w:rPr>
+        <w:t>валидировалась</w:t>
+      </w:r>
+      <w:proofErr w:type="spellEnd"/>
+      <w:r>
+        <w:rPr>
+          <w:rFonts w:ascii="Times New Roman" w:eastAsia="Times New Roman" w:hAnsi="Times New Roman" w:cs="Times New Roman"/>
+          <w:color w:val="0F1115"/>
+          <w:sz w:val="28"/>
+          <w:szCs w:val="28"/>
+          <w:lang w:val="ru-RU"/>
+        </w:rPr>
+        <w:t xml:space="preserve"> на 20% (2 000). Пропуски отсутствуют.</w:t>
       </w:r>
     </w:p>
     <w:p>
@@ -1692,6 +2378,7 @@
         <w:lastRenderedPageBreak/>
         <w:t>Пример первых строк (</w:t>
       </w:r>
+      <w:proofErr w:type="spellStart"/>
       <w:r>
         <w:rPr>
           <w:rFonts w:ascii="Times New Roman" w:eastAsia="Times New Roman" w:hAnsi="Times New Roman" w:cs="Times New Roman"/>
@@ -1703,6 +2390,7 @@
         </w:rPr>
         <w:t>train.tsv</w:t>
       </w:r>
+      <w:proofErr w:type="spellEnd"/>
       <w:r>
         <w:rPr>
           <w:rFonts w:ascii="Times New Roman" w:eastAsia="Times New Roman" w:hAnsi="Times New Roman" w:cs="Times New Roman"/>
@@ -1726,6 +2414,7 @@
           <w:lang w:val="ru-RU"/>
         </w:rPr>
       </w:pPr>
+      <w:proofErr w:type="spellStart"/>
       <w:r>
         <w:rPr>
           <w:rFonts w:ascii="Times New Roman" w:eastAsia="Times New Roman" w:hAnsi="Times New Roman" w:cs="Times New Roman"/>
@@ -1736,6 +2425,7 @@
         </w:rPr>
         <w:t>text</w:t>
       </w:r>
+      <w:proofErr w:type="spellEnd"/>
     </w:p>
     <w:p>
       <w:pPr>
@@ -1856,14 +2546,45 @@
           <w:lang w:val="ru-RU"/>
         </w:rPr>
       </w:pPr>
-      <w:r>
-        <w:rPr>
-          <w:rFonts w:ascii="Times New Roman" w:hAnsi="Times New Roman" w:cs="Times New Roman"/>
-          <w:sz w:val="28"/>
-          <w:szCs w:val="28"/>
-          <w:lang w:val="ru-RU"/>
-        </w:rPr>
-        <w:t>pandas, numpy – обработка данных;</w:t>
+      <w:proofErr w:type="spellStart"/>
+      <w:r>
+        <w:rPr>
+          <w:rFonts w:ascii="Times New Roman" w:hAnsi="Times New Roman" w:cs="Times New Roman"/>
+          <w:sz w:val="28"/>
+          <w:szCs w:val="28"/>
+          <w:lang w:val="ru-RU"/>
+        </w:rPr>
+        <w:t>pandas</w:t>
+      </w:r>
+      <w:proofErr w:type="spellEnd"/>
+      <w:r>
+        <w:rPr>
+          <w:rFonts w:ascii="Times New Roman" w:hAnsi="Times New Roman" w:cs="Times New Roman"/>
+          <w:sz w:val="28"/>
+          <w:szCs w:val="28"/>
+          <w:lang w:val="ru-RU"/>
+        </w:rPr>
+        <w:t>, </w:t>
+      </w:r>
+      <w:proofErr w:type="spellStart"/>
+      <w:r>
+        <w:rPr>
+          <w:rFonts w:ascii="Times New Roman" w:hAnsi="Times New Roman" w:cs="Times New Roman"/>
+          <w:sz w:val="28"/>
+          <w:szCs w:val="28"/>
+          <w:lang w:val="ru-RU"/>
+        </w:rPr>
+        <w:t>numpy</w:t>
+      </w:r>
+      <w:proofErr w:type="spellEnd"/>
+      <w:r>
+        <w:rPr>
+          <w:rFonts w:ascii="Times New Roman" w:hAnsi="Times New Roman" w:cs="Times New Roman"/>
+          <w:sz w:val="28"/>
+          <w:szCs w:val="28"/>
+          <w:lang w:val="ru-RU"/>
+        </w:rPr>
+        <w:t> – обработка данных;</w:t>
       </w:r>
     </w:p>
     <w:p>
@@ -1879,14 +2600,45 @@
           <w:lang w:val="ru-RU"/>
         </w:rPr>
       </w:pPr>
-      <w:r>
-        <w:rPr>
-          <w:rFonts w:ascii="Times New Roman" w:hAnsi="Times New Roman" w:cs="Times New Roman"/>
-          <w:sz w:val="28"/>
-          <w:szCs w:val="28"/>
-          <w:lang w:val="ru-RU"/>
-        </w:rPr>
-        <w:t>matplotlib, seaborn – визуализация;</w:t>
+      <w:proofErr w:type="spellStart"/>
+      <w:r>
+        <w:rPr>
+          <w:rFonts w:ascii="Times New Roman" w:hAnsi="Times New Roman" w:cs="Times New Roman"/>
+          <w:sz w:val="28"/>
+          <w:szCs w:val="28"/>
+          <w:lang w:val="ru-RU"/>
+        </w:rPr>
+        <w:t>matplotlib</w:t>
+      </w:r>
+      <w:proofErr w:type="spellEnd"/>
+      <w:r>
+        <w:rPr>
+          <w:rFonts w:ascii="Times New Roman" w:hAnsi="Times New Roman" w:cs="Times New Roman"/>
+          <w:sz w:val="28"/>
+          <w:szCs w:val="28"/>
+          <w:lang w:val="ru-RU"/>
+        </w:rPr>
+        <w:t>, </w:t>
+      </w:r>
+      <w:proofErr w:type="spellStart"/>
+      <w:r>
+        <w:rPr>
+          <w:rFonts w:ascii="Times New Roman" w:hAnsi="Times New Roman" w:cs="Times New Roman"/>
+          <w:sz w:val="28"/>
+          <w:szCs w:val="28"/>
+          <w:lang w:val="ru-RU"/>
+        </w:rPr>
+        <w:t>seaborn</w:t>
+      </w:r>
+      <w:proofErr w:type="spellEnd"/>
+      <w:r>
+        <w:rPr>
+          <w:rFonts w:ascii="Times New Roman" w:hAnsi="Times New Roman" w:cs="Times New Roman"/>
+          <w:sz w:val="28"/>
+          <w:szCs w:val="28"/>
+          <w:lang w:val="ru-RU"/>
+        </w:rPr>
+        <w:t> – визуализация;</w:t>
       </w:r>
     </w:p>
     <w:p>
@@ -1902,14 +2654,25 @@
           <w:lang w:val="ru-RU"/>
         </w:rPr>
       </w:pPr>
-      <w:r>
-        <w:rPr>
-          <w:rFonts w:ascii="Times New Roman" w:hAnsi="Times New Roman" w:cs="Times New Roman"/>
-          <w:sz w:val="28"/>
-          <w:szCs w:val="28"/>
-          <w:lang w:val="ru-RU"/>
-        </w:rPr>
-        <w:t>sklearn.tree.DecisionTreeRegressor – регрессор;</w:t>
+      <w:proofErr w:type="spellStart"/>
+      <w:r>
+        <w:rPr>
+          <w:rFonts w:ascii="Times New Roman" w:hAnsi="Times New Roman" w:cs="Times New Roman"/>
+          <w:sz w:val="28"/>
+          <w:szCs w:val="28"/>
+          <w:lang w:val="ru-RU"/>
+        </w:rPr>
+        <w:t>sklearn.tree.DecisionTreeRegressor</w:t>
+      </w:r>
+      <w:proofErr w:type="spellEnd"/>
+      <w:r>
+        <w:rPr>
+          <w:rFonts w:ascii="Times New Roman" w:hAnsi="Times New Roman" w:cs="Times New Roman"/>
+          <w:sz w:val="28"/>
+          <w:szCs w:val="28"/>
+          <w:lang w:val="ru-RU"/>
+        </w:rPr>
+        <w:t> – регрессор;</w:t>
       </w:r>
     </w:p>
     <w:p>
@@ -1925,14 +2688,25 @@
           <w:lang w:val="ru-RU"/>
         </w:rPr>
       </w:pPr>
-      <w:r>
-        <w:rPr>
-          <w:rFonts w:ascii="Times New Roman" w:hAnsi="Times New Roman" w:cs="Times New Roman"/>
-          <w:sz w:val="28"/>
-          <w:szCs w:val="28"/>
-          <w:lang w:val="ru-RU"/>
-        </w:rPr>
-        <w:t>sklearn.preprocessing.StandardScaler – масштабирование;</w:t>
+      <w:proofErr w:type="spellStart"/>
+      <w:r>
+        <w:rPr>
+          <w:rFonts w:ascii="Times New Roman" w:hAnsi="Times New Roman" w:cs="Times New Roman"/>
+          <w:sz w:val="28"/>
+          <w:szCs w:val="28"/>
+          <w:lang w:val="ru-RU"/>
+        </w:rPr>
+        <w:t>sklearn.preprocessing.StandardScaler</w:t>
+      </w:r>
+      <w:proofErr w:type="spellEnd"/>
+      <w:r>
+        <w:rPr>
+          <w:rFonts w:ascii="Times New Roman" w:hAnsi="Times New Roman" w:cs="Times New Roman"/>
+          <w:sz w:val="28"/>
+          <w:szCs w:val="28"/>
+          <w:lang w:val="ru-RU"/>
+        </w:rPr>
+        <w:t> – масштабирование;</w:t>
       </w:r>
     </w:p>
     <w:p>
@@ -1948,14 +2722,25 @@
           <w:lang w:val="ru-RU"/>
         </w:rPr>
       </w:pPr>
-      <w:r>
-        <w:rPr>
-          <w:rFonts w:ascii="Times New Roman" w:hAnsi="Times New Roman" w:cs="Times New Roman"/>
-          <w:sz w:val="28"/>
-          <w:szCs w:val="28"/>
-          <w:lang w:val="ru-RU"/>
-        </w:rPr>
-        <w:t>sklearn.metrics – метрики регрессии и кластеризации;</w:t>
+      <w:proofErr w:type="spellStart"/>
+      <w:r>
+        <w:rPr>
+          <w:rFonts w:ascii="Times New Roman" w:hAnsi="Times New Roman" w:cs="Times New Roman"/>
+          <w:sz w:val="28"/>
+          <w:szCs w:val="28"/>
+          <w:lang w:val="ru-RU"/>
+        </w:rPr>
+        <w:t>sklearn.metrics</w:t>
+      </w:r>
+      <w:proofErr w:type="spellEnd"/>
+      <w:r>
+        <w:rPr>
+          <w:rFonts w:ascii="Times New Roman" w:hAnsi="Times New Roman" w:cs="Times New Roman"/>
+          <w:sz w:val="28"/>
+          <w:szCs w:val="28"/>
+          <w:lang w:val="ru-RU"/>
+        </w:rPr>
+        <w:t> – метрики регрессии и кластеризации;</w:t>
       </w:r>
     </w:p>
     <w:p>
@@ -1971,14 +2756,25 @@
           <w:lang w:val="ru-RU"/>
         </w:rPr>
       </w:pPr>
-      <w:r>
-        <w:rPr>
-          <w:rFonts w:ascii="Times New Roman" w:hAnsi="Times New Roman" w:cs="Times New Roman"/>
-          <w:sz w:val="28"/>
-          <w:szCs w:val="28"/>
-          <w:lang w:val="ru-RU"/>
-        </w:rPr>
-        <w:t>sklearn.cluster.KMeans – кластеризация;</w:t>
+      <w:proofErr w:type="spellStart"/>
+      <w:r>
+        <w:rPr>
+          <w:rFonts w:ascii="Times New Roman" w:hAnsi="Times New Roman" w:cs="Times New Roman"/>
+          <w:sz w:val="28"/>
+          <w:szCs w:val="28"/>
+          <w:lang w:val="ru-RU"/>
+        </w:rPr>
+        <w:t>sklearn.cluster.KMeans</w:t>
+      </w:r>
+      <w:proofErr w:type="spellEnd"/>
+      <w:r>
+        <w:rPr>
+          <w:rFonts w:ascii="Times New Roman" w:hAnsi="Times New Roman" w:cs="Times New Roman"/>
+          <w:sz w:val="28"/>
+          <w:szCs w:val="28"/>
+          <w:lang w:val="ru-RU"/>
+        </w:rPr>
+        <w:t> – кластеризация;</w:t>
       </w:r>
     </w:p>
     <w:p>
@@ -1994,14 +2790,25 @@
           <w:lang w:val="ru-RU"/>
         </w:rPr>
       </w:pPr>
-      <w:r>
-        <w:rPr>
-          <w:rFonts w:ascii="Times New Roman" w:hAnsi="Times New Roman" w:cs="Times New Roman"/>
-          <w:sz w:val="28"/>
-          <w:szCs w:val="28"/>
-          <w:lang w:val="ru-RU"/>
-        </w:rPr>
-        <w:t>sklearn.decomposition.PCA – снижение размерности для визуализации.</w:t>
+      <w:proofErr w:type="spellStart"/>
+      <w:r>
+        <w:rPr>
+          <w:rFonts w:ascii="Times New Roman" w:hAnsi="Times New Roman" w:cs="Times New Roman"/>
+          <w:sz w:val="28"/>
+          <w:szCs w:val="28"/>
+          <w:lang w:val="ru-RU"/>
+        </w:rPr>
+        <w:t>sklearn.decomposition.PCA</w:t>
+      </w:r>
+      <w:proofErr w:type="spellEnd"/>
+      <w:r>
+        <w:rPr>
+          <w:rFonts w:ascii="Times New Roman" w:hAnsi="Times New Roman" w:cs="Times New Roman"/>
+          <w:sz w:val="28"/>
+          <w:szCs w:val="28"/>
+          <w:lang w:val="ru-RU"/>
+        </w:rPr>
+        <w:t> – снижение размерности для визуализации.</w:t>
       </w:r>
     </w:p>
     <w:p>
@@ -2066,7 +2873,47 @@
           <w:szCs w:val="28"/>
           <w:lang w:val="ru-RU"/>
         </w:rPr>
-        <w:t>Разделение обучающей выборки на train/val (80/20).</w:t>
+        <w:t xml:space="preserve">Разделение обучающей выборки на </w:t>
+      </w:r>
+      <w:proofErr w:type="spellStart"/>
+      <w:r>
+        <w:rPr>
+          <w:rFonts w:ascii="Times New Roman" w:hAnsi="Times New Roman" w:cs="Times New Roman"/>
+          <w:sz w:val="28"/>
+          <w:szCs w:val="28"/>
+          <w:lang w:val="ru-RU"/>
+        </w:rPr>
+        <w:t>train</w:t>
+      </w:r>
+      <w:proofErr w:type="spellEnd"/>
+      <w:r>
+        <w:rPr>
+          <w:rFonts w:ascii="Times New Roman" w:hAnsi="Times New Roman" w:cs="Times New Roman"/>
+          <w:sz w:val="28"/>
+          <w:szCs w:val="28"/>
+          <w:lang w:val="ru-RU"/>
+        </w:rPr>
+        <w:t>/</w:t>
+      </w:r>
+      <w:proofErr w:type="spellStart"/>
+      <w:r>
+        <w:rPr>
+          <w:rFonts w:ascii="Times New Roman" w:hAnsi="Times New Roman" w:cs="Times New Roman"/>
+          <w:sz w:val="28"/>
+          <w:szCs w:val="28"/>
+          <w:lang w:val="ru-RU"/>
+        </w:rPr>
+        <w:t>val</w:t>
+      </w:r>
+      <w:proofErr w:type="spellEnd"/>
+      <w:r>
+        <w:rPr>
+          <w:rFonts w:ascii="Times New Roman" w:hAnsi="Times New Roman" w:cs="Times New Roman"/>
+          <w:sz w:val="28"/>
+          <w:szCs w:val="28"/>
+          <w:lang w:val="ru-RU"/>
+        </w:rPr>
+        <w:t xml:space="preserve"> (80/20).</w:t>
       </w:r>
     </w:p>
     <w:p>
@@ -2089,7 +2936,27 @@
           <w:szCs w:val="28"/>
           <w:lang w:val="ru-RU"/>
         </w:rPr>
-        <w:t>Обучение DecisionTreeRegressor на сырых данных, расчёт метрик.</w:t>
+        <w:t>Обучение </w:t>
+      </w:r>
+      <w:proofErr w:type="spellStart"/>
+      <w:r>
+        <w:rPr>
+          <w:rFonts w:ascii="Times New Roman" w:hAnsi="Times New Roman" w:cs="Times New Roman"/>
+          <w:sz w:val="28"/>
+          <w:szCs w:val="28"/>
+          <w:lang w:val="ru-RU"/>
+        </w:rPr>
+        <w:t>DecisionTreeRegressor</w:t>
+      </w:r>
+      <w:proofErr w:type="spellEnd"/>
+      <w:r>
+        <w:rPr>
+          <w:rFonts w:ascii="Times New Roman" w:hAnsi="Times New Roman" w:cs="Times New Roman"/>
+          <w:sz w:val="28"/>
+          <w:szCs w:val="28"/>
+          <w:lang w:val="ru-RU"/>
+        </w:rPr>
+        <w:t> на сырых данных, расчёт метрик.</w:t>
       </w:r>
     </w:p>
     <w:p>
@@ -2135,7 +3002,47 @@
           <w:szCs w:val="28"/>
           <w:lang w:val="ru-RU"/>
         </w:rPr>
-        <w:t>Кластеризация KMeans на масштабированных признаках (k=2), оценка силуэта, ARI, AMI (целевая переменная бинаризирована по медиане).</w:t>
+        <w:t xml:space="preserve">Кластеризация </w:t>
+      </w:r>
+      <w:proofErr w:type="spellStart"/>
+      <w:r>
+        <w:rPr>
+          <w:rFonts w:ascii="Times New Roman" w:hAnsi="Times New Roman" w:cs="Times New Roman"/>
+          <w:sz w:val="28"/>
+          <w:szCs w:val="28"/>
+          <w:lang w:val="ru-RU"/>
+        </w:rPr>
+        <w:t>KMeans</w:t>
+      </w:r>
+      <w:proofErr w:type="spellEnd"/>
+      <w:r>
+        <w:rPr>
+          <w:rFonts w:ascii="Times New Roman" w:hAnsi="Times New Roman" w:cs="Times New Roman"/>
+          <w:sz w:val="28"/>
+          <w:szCs w:val="28"/>
+          <w:lang w:val="ru-RU"/>
+        </w:rPr>
+        <w:t xml:space="preserve"> на масштабированных признаках (k=2), оценка силуэта, ARI, AMI (целевая переменная </w:t>
+      </w:r>
+      <w:proofErr w:type="spellStart"/>
+      <w:r>
+        <w:rPr>
+          <w:rFonts w:ascii="Times New Roman" w:hAnsi="Times New Roman" w:cs="Times New Roman"/>
+          <w:sz w:val="28"/>
+          <w:szCs w:val="28"/>
+          <w:lang w:val="ru-RU"/>
+        </w:rPr>
+        <w:t>бинаризирована</w:t>
+      </w:r>
+      <w:proofErr w:type="spellEnd"/>
+      <w:r>
+        <w:rPr>
+          <w:rFonts w:ascii="Times New Roman" w:hAnsi="Times New Roman" w:cs="Times New Roman"/>
+          <w:sz w:val="28"/>
+          <w:szCs w:val="28"/>
+          <w:lang w:val="ru-RU"/>
+        </w:rPr>
+        <w:t xml:space="preserve"> по медиане).</w:t>
       </w:r>
     </w:p>
     <w:p>
@@ -2219,7 +3126,25 @@
           <w:sz w:val="28"/>
           <w:szCs w:val="28"/>
         </w:rPr>
-        <w:t>Полный листинг кода приведён в приложении (ссылка на репозиторий GitHub). Основные фрагменты описаны в отчёте.</w:t>
+        <w:t xml:space="preserve">Полный листинг кода приведён в приложении (ссылка на репозиторий </w:t>
+      </w:r>
+      <w:proofErr w:type="spellStart"/>
+      <w:r>
+        <w:rPr>
+          <w:rFonts w:ascii="Times New Roman" w:hAnsi="Times New Roman" w:cs="Times New Roman"/>
+          <w:sz w:val="28"/>
+          <w:szCs w:val="28"/>
+        </w:rPr>
+        <w:t>GitHub</w:t>
+      </w:r>
+      <w:proofErr w:type="spellEnd"/>
+      <w:r>
+        <w:rPr>
+          <w:rFonts w:ascii="Times New Roman" w:hAnsi="Times New Roman" w:cs="Times New Roman"/>
+          <w:sz w:val="28"/>
+          <w:szCs w:val="28"/>
+        </w:rPr>
+        <w:t>). Основные фрагменты описаны в отчёте.</w:t>
       </w:r>
     </w:p>
     <w:p>
@@ -2294,7 +3219,33 @@
           <w:szCs w:val="28"/>
           <w:lang w:val="ru-RU"/>
         </w:rPr>
-        <w:t>1. Регрессия (DecisionTreeRegressor)</w:t>
+        <w:t>1. Регрессия (</w:t>
+      </w:r>
+      <w:proofErr w:type="spellStart"/>
+      <w:r>
+        <w:rPr>
+          <w:rFonts w:ascii="Times New Roman" w:eastAsia="Times New Roman" w:hAnsi="Times New Roman" w:cs="Times New Roman"/>
+          <w:b/>
+          <w:bCs/>
+          <w:color w:val="0F1115"/>
+          <w:sz w:val="28"/>
+          <w:szCs w:val="28"/>
+          <w:lang w:val="ru-RU"/>
+        </w:rPr>
+        <w:t>DecisionTreeRegressor</w:t>
+      </w:r>
+      <w:proofErr w:type="spellEnd"/>
+      <w:r>
+        <w:rPr>
+          <w:rFonts w:ascii="Times New Roman" w:eastAsia="Times New Roman" w:hAnsi="Times New Roman" w:cs="Times New Roman"/>
+          <w:b/>
+          <w:bCs/>
+          <w:color w:val="0F1115"/>
+          <w:sz w:val="28"/>
+          <w:szCs w:val="28"/>
+          <w:lang w:val="ru-RU"/>
+        </w:rPr>
+        <w:t>)</w:t>
       </w:r>
     </w:p>
     <w:p>
@@ -2316,7 +3267,29 @@
           <w:lang w:val="ru-RU"/>
         </w:rPr>
         <w:lastRenderedPageBreak/>
-        <w:t>Оценка на сырых данных (валидационная выборка):</w:t>
+        <w:t>Оценка на сырых данных (</w:t>
+      </w:r>
+      <w:proofErr w:type="spellStart"/>
+      <w:r>
+        <w:rPr>
+          <w:rFonts w:ascii="Times New Roman" w:eastAsia="Times New Roman" w:hAnsi="Times New Roman" w:cs="Times New Roman"/>
+          <w:b/>
+          <w:bCs/>
+          <w:color w:val="0F1115"/>
+          <w:lang w:val="ru-RU"/>
+        </w:rPr>
+        <w:t>валидационная</w:t>
+      </w:r>
+      <w:proofErr w:type="spellEnd"/>
+      <w:r>
+        <w:rPr>
+          <w:rFonts w:ascii="Times New Roman" w:eastAsia="Times New Roman" w:hAnsi="Times New Roman" w:cs="Times New Roman"/>
+          <w:b/>
+          <w:bCs/>
+          <w:color w:val="0F1115"/>
+          <w:lang w:val="ru-RU"/>
+        </w:rPr>
+        <w:t xml:space="preserve"> выборка):</w:t>
       </w:r>
     </w:p>
     <w:tbl>
@@ -2750,7 +3723,33 @@
           <w:szCs w:val="24"/>
           <w:lang w:val="ru-RU"/>
         </w:rPr>
-        <w:t>Оценка после масштабирования (StandardScaler):</w:t>
+        <w:t>Оценка после масштабирования (</w:t>
+      </w:r>
+      <w:proofErr w:type="spellStart"/>
+      <w:r>
+        <w:rPr>
+          <w:rFonts w:ascii="Segoe UI" w:eastAsia="Times New Roman" w:hAnsi="Segoe UI" w:cs="Segoe UI"/>
+          <w:b/>
+          <w:bCs/>
+          <w:color w:val="0F1115"/>
+          <w:sz w:val="24"/>
+          <w:szCs w:val="24"/>
+          <w:lang w:val="ru-RU"/>
+        </w:rPr>
+        <w:t>StandardScaler</w:t>
+      </w:r>
+      <w:proofErr w:type="spellEnd"/>
+      <w:r>
+        <w:rPr>
+          <w:rFonts w:ascii="Segoe UI" w:eastAsia="Times New Roman" w:hAnsi="Segoe UI" w:cs="Segoe UI"/>
+          <w:b/>
+          <w:bCs/>
+          <w:color w:val="0F1115"/>
+          <w:sz w:val="24"/>
+          <w:szCs w:val="24"/>
+          <w:lang w:val="ru-RU"/>
+        </w:rPr>
+        <w:t>):</w:t>
       </w:r>
     </w:p>
     <w:tbl>
@@ -3312,6 +4311,7 @@
                 <w:lang w:val="ru-RU"/>
               </w:rPr>
             </w:pPr>
+            <w:proofErr w:type="spellStart"/>
             <w:r>
               <w:rPr>
                 <w:rFonts w:ascii="Times New Roman" w:eastAsia="Times New Roman" w:hAnsi="Times New Roman" w:cs="Times New Roman"/>
@@ -3319,8 +4319,29 @@
                 <w:szCs w:val="24"/>
                 <w:lang w:val="ru-RU"/>
               </w:rPr>
-              <w:t>DecisionTree raw</w:t>
+              <w:t>DecisionTree</w:t>
             </w:r>
+            <w:proofErr w:type="spellEnd"/>
+            <w:r>
+              <w:rPr>
+                <w:rFonts w:ascii="Times New Roman" w:eastAsia="Times New Roman" w:hAnsi="Times New Roman" w:cs="Times New Roman"/>
+                <w:sz w:val="24"/>
+                <w:szCs w:val="24"/>
+                <w:lang w:val="ru-RU"/>
+              </w:rPr>
+              <w:t xml:space="preserve"> </w:t>
+            </w:r>
+            <w:proofErr w:type="spellStart"/>
+            <w:r>
+              <w:rPr>
+                <w:rFonts w:ascii="Times New Roman" w:eastAsia="Times New Roman" w:hAnsi="Times New Roman" w:cs="Times New Roman"/>
+                <w:sz w:val="24"/>
+                <w:szCs w:val="24"/>
+                <w:lang w:val="ru-RU"/>
+              </w:rPr>
+              <w:t>raw</w:t>
+            </w:r>
+            <w:proofErr w:type="spellEnd"/>
           </w:p>
         </w:tc>
         <w:tc>
@@ -3416,6 +4437,7 @@
                 <w:lang w:val="ru-RU"/>
               </w:rPr>
             </w:pPr>
+            <w:proofErr w:type="spellStart"/>
             <w:r>
               <w:rPr>
                 <w:rFonts w:ascii="Times New Roman" w:eastAsia="Times New Roman" w:hAnsi="Times New Roman" w:cs="Times New Roman"/>
@@ -3424,8 +4446,29 @@
                 <w:lang w:val="ru-RU"/>
               </w:rPr>
               <w:lastRenderedPageBreak/>
-              <w:t>DecisionTree scaled</w:t>
+              <w:t>DecisionTree</w:t>
             </w:r>
+            <w:proofErr w:type="spellEnd"/>
+            <w:r>
+              <w:rPr>
+                <w:rFonts w:ascii="Times New Roman" w:eastAsia="Times New Roman" w:hAnsi="Times New Roman" w:cs="Times New Roman"/>
+                <w:sz w:val="24"/>
+                <w:szCs w:val="24"/>
+                <w:lang w:val="ru-RU"/>
+              </w:rPr>
+              <w:t xml:space="preserve"> </w:t>
+            </w:r>
+            <w:proofErr w:type="spellStart"/>
+            <w:r>
+              <w:rPr>
+                <w:rFonts w:ascii="Times New Roman" w:eastAsia="Times New Roman" w:hAnsi="Times New Roman" w:cs="Times New Roman"/>
+                <w:sz w:val="24"/>
+                <w:szCs w:val="24"/>
+                <w:lang w:val="ru-RU"/>
+              </w:rPr>
+              <w:t>scaled</w:t>
+            </w:r>
+            <w:proofErr w:type="spellEnd"/>
           </w:p>
         </w:tc>
         <w:tc>
@@ -3584,7 +4627,33 @@
           <w:szCs w:val="28"/>
           <w:lang w:val="ru-RU"/>
         </w:rPr>
-        <w:t>2. Кластеризация (KMeans, k=2)</w:t>
+        <w:t>2. Кластеризация (</w:t>
+      </w:r>
+      <w:proofErr w:type="spellStart"/>
+      <w:r>
+        <w:rPr>
+          <w:rFonts w:ascii="Times New Roman" w:eastAsia="Times New Roman" w:hAnsi="Times New Roman" w:cs="Times New Roman"/>
+          <w:b/>
+          <w:bCs/>
+          <w:color w:val="0F1115"/>
+          <w:sz w:val="28"/>
+          <w:szCs w:val="28"/>
+          <w:lang w:val="ru-RU"/>
+        </w:rPr>
+        <w:t>KMeans</w:t>
+      </w:r>
+      <w:proofErr w:type="spellEnd"/>
+      <w:r>
+        <w:rPr>
+          <w:rFonts w:ascii="Times New Roman" w:eastAsia="Times New Roman" w:hAnsi="Times New Roman" w:cs="Times New Roman"/>
+          <w:b/>
+          <w:bCs/>
+          <w:color w:val="0F1115"/>
+          <w:sz w:val="28"/>
+          <w:szCs w:val="28"/>
+          <w:lang w:val="ru-RU"/>
+        </w:rPr>
+        <w:t>, k=2)</w:t>
       </w:r>
     </w:p>
     <w:p>
@@ -3603,6 +4672,7 @@
           <w:lang w:val="ru-RU"/>
         </w:rPr>
       </w:pPr>
+      <w:proofErr w:type="spellStart"/>
       <w:r>
         <w:rPr>
           <w:rFonts w:ascii="Times New Roman" w:eastAsia="Times New Roman" w:hAnsi="Times New Roman" w:cs="Times New Roman"/>
@@ -3613,7 +4683,72 @@
           <w:szCs w:val="28"/>
           <w:lang w:val="ru-RU"/>
         </w:rPr>
-        <w:t>Silhouette Score (на валидационной выборке):</w:t>
+        <w:t>Silhouette</w:t>
+      </w:r>
+      <w:proofErr w:type="spellEnd"/>
+      <w:r>
+        <w:rPr>
+          <w:rFonts w:ascii="Times New Roman" w:eastAsia="Times New Roman" w:hAnsi="Times New Roman" w:cs="Times New Roman"/>
+          <w:b/>
+          <w:bCs/>
+          <w:color w:val="0F1115"/>
+          <w:sz w:val="28"/>
+          <w:szCs w:val="28"/>
+          <w:lang w:val="ru-RU"/>
+        </w:rPr>
+        <w:t xml:space="preserve"> </w:t>
+      </w:r>
+      <w:proofErr w:type="spellStart"/>
+      <w:r>
+        <w:rPr>
+          <w:rFonts w:ascii="Times New Roman" w:eastAsia="Times New Roman" w:hAnsi="Times New Roman" w:cs="Times New Roman"/>
+          <w:b/>
+          <w:bCs/>
+          <w:color w:val="0F1115"/>
+          <w:sz w:val="28"/>
+          <w:szCs w:val="28"/>
+          <w:lang w:val="ru-RU"/>
+        </w:rPr>
+        <w:t>Score</w:t>
+      </w:r>
+      <w:proofErr w:type="spellEnd"/>
+      <w:r>
+        <w:rPr>
+          <w:rFonts w:ascii="Times New Roman" w:eastAsia="Times New Roman" w:hAnsi="Times New Roman" w:cs="Times New Roman"/>
+          <w:b/>
+          <w:bCs/>
+          <w:color w:val="0F1115"/>
+          <w:sz w:val="28"/>
+          <w:szCs w:val="28"/>
+          <w:lang w:val="ru-RU"/>
+        </w:rPr>
+        <w:t xml:space="preserve"> (на </w:t>
+      </w:r>
+      <w:proofErr w:type="spellStart"/>
+      <w:r>
+        <w:rPr>
+          <w:rFonts w:ascii="Times New Roman" w:eastAsia="Times New Roman" w:hAnsi="Times New Roman" w:cs="Times New Roman"/>
+          <w:b/>
+          <w:bCs/>
+          <w:color w:val="0F1115"/>
+          <w:sz w:val="28"/>
+          <w:szCs w:val="28"/>
+          <w:lang w:val="ru-RU"/>
+        </w:rPr>
+        <w:t>валидационной</w:t>
+      </w:r>
+      <w:proofErr w:type="spellEnd"/>
+      <w:r>
+        <w:rPr>
+          <w:rFonts w:ascii="Times New Roman" w:eastAsia="Times New Roman" w:hAnsi="Times New Roman" w:cs="Times New Roman"/>
+          <w:b/>
+          <w:bCs/>
+          <w:color w:val="0F1115"/>
+          <w:sz w:val="28"/>
+          <w:szCs w:val="28"/>
+          <w:lang w:val="ru-RU"/>
+        </w:rPr>
+        <w:t xml:space="preserve"> выборке):</w:t>
       </w:r>
       <w:r>
         <w:rPr>
@@ -3642,6 +4777,7 @@
           <w:lang w:val="ru-RU"/>
         </w:rPr>
       </w:pPr>
+      <w:proofErr w:type="spellStart"/>
       <w:r>
         <w:rPr>
           <w:rFonts w:ascii="Times New Roman" w:eastAsia="Times New Roman" w:hAnsi="Times New Roman" w:cs="Times New Roman"/>
@@ -3652,7 +4788,20 @@
           <w:szCs w:val="28"/>
           <w:lang w:val="ru-RU"/>
         </w:rPr>
-        <w:t>Adjusted Rand Index (ARI):</w:t>
+        <w:t>Adjusted</w:t>
+      </w:r>
+      <w:proofErr w:type="spellEnd"/>
+      <w:r>
+        <w:rPr>
+          <w:rFonts w:ascii="Times New Roman" w:eastAsia="Times New Roman" w:hAnsi="Times New Roman" w:cs="Times New Roman"/>
+          <w:b/>
+          <w:bCs/>
+          <w:color w:val="0F1115"/>
+          <w:sz w:val="28"/>
+          <w:szCs w:val="28"/>
+          <w:lang w:val="ru-RU"/>
+        </w:rPr>
+        <w:t xml:space="preserve"> Rand Index (ARI):</w:t>
       </w:r>
       <w:r>
         <w:rPr>
@@ -3681,6 +4830,7 @@
           <w:lang w:val="ru-RU"/>
         </w:rPr>
       </w:pPr>
+      <w:proofErr w:type="spellStart"/>
       <w:r>
         <w:rPr>
           <w:rFonts w:ascii="Times New Roman" w:eastAsia="Times New Roman" w:hAnsi="Times New Roman" w:cs="Times New Roman"/>
@@ -3691,7 +4841,46 @@
           <w:szCs w:val="28"/>
           <w:lang w:val="ru-RU"/>
         </w:rPr>
-        <w:t>Adjusted Mutual Info (AMI):</w:t>
+        <w:t>Adjusted</w:t>
+      </w:r>
+      <w:proofErr w:type="spellEnd"/>
+      <w:r>
+        <w:rPr>
+          <w:rFonts w:ascii="Times New Roman" w:eastAsia="Times New Roman" w:hAnsi="Times New Roman" w:cs="Times New Roman"/>
+          <w:b/>
+          <w:bCs/>
+          <w:color w:val="0F1115"/>
+          <w:sz w:val="28"/>
+          <w:szCs w:val="28"/>
+          <w:lang w:val="ru-RU"/>
+        </w:rPr>
+        <w:t xml:space="preserve"> </w:t>
+      </w:r>
+      <w:proofErr w:type="spellStart"/>
+      <w:r>
+        <w:rPr>
+          <w:rFonts w:ascii="Times New Roman" w:eastAsia="Times New Roman" w:hAnsi="Times New Roman" w:cs="Times New Roman"/>
+          <w:b/>
+          <w:bCs/>
+          <w:color w:val="0F1115"/>
+          <w:sz w:val="28"/>
+          <w:szCs w:val="28"/>
+          <w:lang w:val="ru-RU"/>
+        </w:rPr>
+        <w:t>Mutual</w:t>
+      </w:r>
+      <w:proofErr w:type="spellEnd"/>
+      <w:r>
+        <w:rPr>
+          <w:rFonts w:ascii="Times New Roman" w:eastAsia="Times New Roman" w:hAnsi="Times New Roman" w:cs="Times New Roman"/>
+          <w:b/>
+          <w:bCs/>
+          <w:color w:val="0F1115"/>
+          <w:sz w:val="28"/>
+          <w:szCs w:val="28"/>
+          <w:lang w:val="ru-RU"/>
+        </w:rPr>
+        <w:t xml:space="preserve"> Info (AMI):</w:t>
       </w:r>
       <w:r>
         <w:rPr>
@@ -3869,7 +5058,47 @@
           <w:sz w:val="28"/>
           <w:szCs w:val="28"/>
         </w:rPr>
-        <w:t>Левый график – кластеры, предсказанные KMeans; правый – истинные метки (бинаризированная целевая переменная по медиане).</w:t>
+        <w:t xml:space="preserve">Левый график – кластеры, предсказанные </w:t>
+      </w:r>
+      <w:proofErr w:type="spellStart"/>
+      <w:r>
+        <w:rPr>
+          <w:rFonts w:ascii="Times New Roman" w:eastAsia="Times New Roman" w:hAnsi="Times New Roman" w:cs="Times New Roman"/>
+          <w:color w:val="0F1115"/>
+          <w:sz w:val="28"/>
+          <w:szCs w:val="28"/>
+        </w:rPr>
+        <w:t>KMeans</w:t>
+      </w:r>
+      <w:proofErr w:type="spellEnd"/>
+      <w:r>
+        <w:rPr>
+          <w:rFonts w:ascii="Times New Roman" w:eastAsia="Times New Roman" w:hAnsi="Times New Roman" w:cs="Times New Roman"/>
+          <w:color w:val="0F1115"/>
+          <w:sz w:val="28"/>
+          <w:szCs w:val="28"/>
+        </w:rPr>
+        <w:t>; правый – истинные метки (</w:t>
+      </w:r>
+      <w:proofErr w:type="spellStart"/>
+      <w:r>
+        <w:rPr>
+          <w:rFonts w:ascii="Times New Roman" w:eastAsia="Times New Roman" w:hAnsi="Times New Roman" w:cs="Times New Roman"/>
+          <w:color w:val="0F1115"/>
+          <w:sz w:val="28"/>
+          <w:szCs w:val="28"/>
+        </w:rPr>
+        <w:t>бинаризированная</w:t>
+      </w:r>
+      <w:proofErr w:type="spellEnd"/>
+      <w:r>
+        <w:rPr>
+          <w:rFonts w:ascii="Times New Roman" w:eastAsia="Times New Roman" w:hAnsi="Times New Roman" w:cs="Times New Roman"/>
+          <w:color w:val="0F1115"/>
+          <w:sz w:val="28"/>
+          <w:szCs w:val="28"/>
+        </w:rPr>
+        <w:t xml:space="preserve"> целевая переменная по медиане).</w:t>
       </w:r>
     </w:p>
     <w:p>
@@ -3913,15 +5142,49 @@
           <w:lang w:val="ru-RU"/>
         </w:rPr>
       </w:pPr>
-      <w:r>
-        <w:rPr>
-          <w:rFonts w:ascii="Times New Roman" w:eastAsia="Times New Roman" w:hAnsi="Times New Roman" w:cs="Times New Roman"/>
-          <w:color w:val="0F1115"/>
-          <w:sz w:val="28"/>
-          <w:szCs w:val="28"/>
-          <w:lang w:val="ru-RU"/>
-        </w:rPr>
-        <w:t>Silhouette Score = 0.305 – умеренная кластерная структура (кластеры не идеально разделены, но заметны).</w:t>
+      <w:proofErr w:type="spellStart"/>
+      <w:r>
+        <w:rPr>
+          <w:rFonts w:ascii="Times New Roman" w:eastAsia="Times New Roman" w:hAnsi="Times New Roman" w:cs="Times New Roman"/>
+          <w:color w:val="0F1115"/>
+          <w:sz w:val="28"/>
+          <w:szCs w:val="28"/>
+          <w:lang w:val="ru-RU"/>
+        </w:rPr>
+        <w:t>Silhouette</w:t>
+      </w:r>
+      <w:proofErr w:type="spellEnd"/>
+      <w:r>
+        <w:rPr>
+          <w:rFonts w:ascii="Times New Roman" w:eastAsia="Times New Roman" w:hAnsi="Times New Roman" w:cs="Times New Roman"/>
+          <w:color w:val="0F1115"/>
+          <w:sz w:val="28"/>
+          <w:szCs w:val="28"/>
+          <w:lang w:val="ru-RU"/>
+        </w:rPr>
+        <w:t xml:space="preserve"> </w:t>
+      </w:r>
+      <w:proofErr w:type="spellStart"/>
+      <w:r>
+        <w:rPr>
+          <w:rFonts w:ascii="Times New Roman" w:eastAsia="Times New Roman" w:hAnsi="Times New Roman" w:cs="Times New Roman"/>
+          <w:color w:val="0F1115"/>
+          <w:sz w:val="28"/>
+          <w:szCs w:val="28"/>
+          <w:lang w:val="ru-RU"/>
+        </w:rPr>
+        <w:t>Score</w:t>
+      </w:r>
+      <w:proofErr w:type="spellEnd"/>
+      <w:r>
+        <w:rPr>
+          <w:rFonts w:ascii="Times New Roman" w:eastAsia="Times New Roman" w:hAnsi="Times New Roman" w:cs="Times New Roman"/>
+          <w:color w:val="0F1115"/>
+          <w:sz w:val="28"/>
+          <w:szCs w:val="28"/>
+          <w:lang w:val="ru-RU"/>
+        </w:rPr>
+        <w:t xml:space="preserve"> = 0.305 – умеренная кластерная структура (кластеры не идеально разделены, но заметны).</w:t>
       </w:r>
     </w:p>
     <w:p>
@@ -3948,7 +5211,51 @@
           <w:szCs w:val="28"/>
           <w:lang w:val="ru-RU"/>
         </w:rPr>
-        <w:t xml:space="preserve">ARI = 0.960 и AMI = 0.929 – очень высокие значения, означающие почти полное совпадение кластеров KMeans с бинарным разбиением целевой переменной (ниже/выше медианы). Таким образом, KMeans в режиме без учителя восстановил ту же информацию, что и целевая </w:t>
+        <w:t xml:space="preserve">ARI = 0.960 и AMI = 0.929 – очень высокие значения, означающие почти полное совпадение кластеров </w:t>
+      </w:r>
+      <w:proofErr w:type="spellStart"/>
+      <w:r>
+        <w:rPr>
+          <w:rFonts w:ascii="Times New Roman" w:eastAsia="Times New Roman" w:hAnsi="Times New Roman" w:cs="Times New Roman"/>
+          <w:color w:val="0F1115"/>
+          <w:sz w:val="28"/>
+          <w:szCs w:val="28"/>
+          <w:lang w:val="ru-RU"/>
+        </w:rPr>
+        <w:t>KMeans</w:t>
+      </w:r>
+      <w:proofErr w:type="spellEnd"/>
+      <w:r>
+        <w:rPr>
+          <w:rFonts w:ascii="Times New Roman" w:eastAsia="Times New Roman" w:hAnsi="Times New Roman" w:cs="Times New Roman"/>
+          <w:color w:val="0F1115"/>
+          <w:sz w:val="28"/>
+          <w:szCs w:val="28"/>
+          <w:lang w:val="ru-RU"/>
+        </w:rPr>
+        <w:t xml:space="preserve"> с бинарным разбиением целевой переменной (ниже/выше медианы). Таким образом, </w:t>
+      </w:r>
+      <w:proofErr w:type="spellStart"/>
+      <w:r>
+        <w:rPr>
+          <w:rFonts w:ascii="Times New Roman" w:eastAsia="Times New Roman" w:hAnsi="Times New Roman" w:cs="Times New Roman"/>
+          <w:color w:val="0F1115"/>
+          <w:sz w:val="28"/>
+          <w:szCs w:val="28"/>
+          <w:lang w:val="ru-RU"/>
+        </w:rPr>
+        <w:t>KMeans</w:t>
+      </w:r>
+      <w:proofErr w:type="spellEnd"/>
+      <w:r>
+        <w:rPr>
+          <w:rFonts w:ascii="Times New Roman" w:eastAsia="Times New Roman" w:hAnsi="Times New Roman" w:cs="Times New Roman"/>
+          <w:color w:val="0F1115"/>
+          <w:sz w:val="28"/>
+          <w:szCs w:val="28"/>
+          <w:lang w:val="ru-RU"/>
+        </w:rPr>
+        <w:t xml:space="preserve"> в режиме без учителя восстановил ту же информацию, что и целевая </w:t>
       </w:r>
       <w:r>
         <w:rPr>
@@ -4076,29 +5383,7 @@
           <w:sz w:val="22"/>
           <w:szCs w:val="22"/>
         </w:rPr>
-        <w:t xml:space="preserve">Рисунок 2 </w:t>
-      </w:r>
-      <w:r>
-        <w:rPr>
-          <w:rStyle w:val="a8"/>
-          <w:i/>
-          <w:iCs/>
-          <w:color w:val="0F1115"/>
-          <w:sz w:val="22"/>
-          <w:szCs w:val="22"/>
-        </w:rPr>
-        <w:t>-</w:t>
-      </w:r>
-      <w:r>
-        <w:rPr>
-          <w:rStyle w:val="a8"/>
-          <w:i/>
-          <w:iCs/>
-          <w:color w:val="0F1115"/>
-          <w:sz w:val="22"/>
-          <w:szCs w:val="22"/>
-        </w:rPr>
-        <w:t xml:space="preserve"> </w:t>
+        <w:t xml:space="preserve">Рисунок 2 - </w:t>
       </w:r>
       <w:r>
         <w:rPr>
@@ -4236,7 +5521,6 @@
           <w:color w:val="0F1115"/>
           <w:sz w:val="22"/>
           <w:szCs w:val="22"/>
-          <w:lang w:val="en-US"/>
         </w:rPr>
         <w:t>-</w:t>
       </w:r>
@@ -4381,7 +5665,79 @@
           <w:sz w:val="28"/>
           <w:szCs w:val="28"/>
         </w:rPr>
-        <w:t> – KMeans с k=2 дал очень высокое согласие с бинаризированной целевой переменной (ARI = 0.96). Это означает, что в данных существует чёткая двухкластерная структура, которая, по-видимому, соответствует высоким и низким значениям целевой переменной (деление по медиане). Silhouette = 0.305 – приемлемое значение, подтверждающее, что кластеры не идеальны, но хорошо выражены.</w:t>
+        <w:t xml:space="preserve"> – </w:t>
+      </w:r>
+      <w:proofErr w:type="spellStart"/>
+      <w:r>
+        <w:rPr>
+          <w:color w:val="0F1115"/>
+          <w:sz w:val="28"/>
+          <w:szCs w:val="28"/>
+        </w:rPr>
+        <w:t>KMeans</w:t>
+      </w:r>
+      <w:proofErr w:type="spellEnd"/>
+      <w:r>
+        <w:rPr>
+          <w:color w:val="0F1115"/>
+          <w:sz w:val="28"/>
+          <w:szCs w:val="28"/>
+        </w:rPr>
+        <w:t xml:space="preserve"> с k=2 дал очень высокое согласие с </w:t>
+      </w:r>
+      <w:proofErr w:type="spellStart"/>
+      <w:r>
+        <w:rPr>
+          <w:color w:val="0F1115"/>
+          <w:sz w:val="28"/>
+          <w:szCs w:val="28"/>
+        </w:rPr>
+        <w:t>бинаризированной</w:t>
+      </w:r>
+      <w:proofErr w:type="spellEnd"/>
+      <w:r>
+        <w:rPr>
+          <w:color w:val="0F1115"/>
+          <w:sz w:val="28"/>
+          <w:szCs w:val="28"/>
+        </w:rPr>
+        <w:t xml:space="preserve"> целевой переменной (ARI = 0.96). Это означает, что в данных существует чёткая </w:t>
+      </w:r>
+      <w:proofErr w:type="spellStart"/>
+      <w:r>
+        <w:rPr>
+          <w:color w:val="0F1115"/>
+          <w:sz w:val="28"/>
+          <w:szCs w:val="28"/>
+        </w:rPr>
+        <w:t>двухкластерная</w:t>
+      </w:r>
+      <w:proofErr w:type="spellEnd"/>
+      <w:r>
+        <w:rPr>
+          <w:color w:val="0F1115"/>
+          <w:sz w:val="28"/>
+          <w:szCs w:val="28"/>
+        </w:rPr>
+        <w:t xml:space="preserve"> структура, которая, по-видимому, соответствует высоким и низким значениям целевой переменной (деление по медиане). </w:t>
+      </w:r>
+      <w:proofErr w:type="spellStart"/>
+      <w:r>
+        <w:rPr>
+          <w:color w:val="0F1115"/>
+          <w:sz w:val="28"/>
+          <w:szCs w:val="28"/>
+        </w:rPr>
+        <w:t>Silhouette</w:t>
+      </w:r>
+      <w:proofErr w:type="spellEnd"/>
+      <w:r>
+        <w:rPr>
+          <w:color w:val="0F1115"/>
+          <w:sz w:val="28"/>
+          <w:szCs w:val="28"/>
+        </w:rPr>
+        <w:t xml:space="preserve"> = 0.305 – приемлемое значение, подтверждающее, что кластеры не идеальны, но хорошо выражены.</w:t>
       </w:r>
     </w:p>
     <w:p>
@@ -4414,7 +5770,25 @@
           <w:sz w:val="28"/>
           <w:szCs w:val="28"/>
         </w:rPr>
-        <w:t> – успех KMeans объясняет, почему регрессия работает так хорошо: данные имеют бинарную природу (условно «низкое» и «высокое» значение), и дерево решений легко разделяет эти режимы.</w:t>
+        <w:t xml:space="preserve"> – успех </w:t>
+      </w:r>
+      <w:proofErr w:type="spellStart"/>
+      <w:r>
+        <w:rPr>
+          <w:color w:val="0F1115"/>
+          <w:sz w:val="28"/>
+          <w:szCs w:val="28"/>
+        </w:rPr>
+        <w:t>KMeans</w:t>
+      </w:r>
+      <w:proofErr w:type="spellEnd"/>
+      <w:r>
+        <w:rPr>
+          <w:color w:val="0F1115"/>
+          <w:sz w:val="28"/>
+          <w:szCs w:val="28"/>
+        </w:rPr>
+        <w:t xml:space="preserve"> объясняет, почему регрессия работает так хорошо: данные имеют бинарную природу (условно «низкое» и «высокое» значение), и дерево решений легко разделяет эти режимы.</w:t>
       </w:r>
     </w:p>
     <w:p>
@@ -4468,15 +5842,27 @@
           <w:lang w:val="ru-RU"/>
         </w:rPr>
       </w:pPr>
-      <w:r>
-        <w:rPr>
-          <w:rFonts w:ascii="Times New Roman" w:eastAsia="Times New Roman" w:hAnsi="Times New Roman" w:cs="Times New Roman"/>
-          <w:color w:val="0F1115"/>
-          <w:sz w:val="28"/>
-          <w:szCs w:val="28"/>
-          <w:lang w:val="ru-RU"/>
-        </w:rPr>
-        <w:t>DecisionTreeRegressor на сырых и масштабированных данных показал высокое качество предсказания (R² ≈ 0.913, RMSE ≈ 0.084). Масштабирование не изменило результат.</w:t>
+      <w:proofErr w:type="spellStart"/>
+      <w:r>
+        <w:rPr>
+          <w:rFonts w:ascii="Times New Roman" w:eastAsia="Times New Roman" w:hAnsi="Times New Roman" w:cs="Times New Roman"/>
+          <w:color w:val="0F1115"/>
+          <w:sz w:val="28"/>
+          <w:szCs w:val="28"/>
+          <w:lang w:val="ru-RU"/>
+        </w:rPr>
+        <w:t>DecisionTreeRegressor</w:t>
+      </w:r>
+      <w:proofErr w:type="spellEnd"/>
+      <w:r>
+        <w:rPr>
+          <w:rFonts w:ascii="Times New Roman" w:eastAsia="Times New Roman" w:hAnsi="Times New Roman" w:cs="Times New Roman"/>
+          <w:color w:val="0F1115"/>
+          <w:sz w:val="28"/>
+          <w:szCs w:val="28"/>
+          <w:lang w:val="ru-RU"/>
+        </w:rPr>
+        <w:t xml:space="preserve"> на сырых и масштабированных данных показал высокое качество предсказания (R² ≈ 0.913, RMSE ≈ 0.084). Масштабирование не изменило результат.</w:t>
       </w:r>
     </w:p>
     <w:p>
@@ -4503,7 +5889,73 @@
           <w:szCs w:val="28"/>
           <w:lang w:val="ru-RU"/>
         </w:rPr>
-        <w:t>Кластеризация KMeans (k=2) выявила естественную группировку данных (Silhouette = 0.305) и практически полностью совпала с бинаризированной целевой переменной (ARI = 0.960, AMI = 0.929). Это указывает на то, что целевая переменная имеет два хорошо разделимых режима.</w:t>
+        <w:t xml:space="preserve">Кластеризация </w:t>
+      </w:r>
+      <w:proofErr w:type="spellStart"/>
+      <w:r>
+        <w:rPr>
+          <w:rFonts w:ascii="Times New Roman" w:eastAsia="Times New Roman" w:hAnsi="Times New Roman" w:cs="Times New Roman"/>
+          <w:color w:val="0F1115"/>
+          <w:sz w:val="28"/>
+          <w:szCs w:val="28"/>
+          <w:lang w:val="ru-RU"/>
+        </w:rPr>
+        <w:t>KMeans</w:t>
+      </w:r>
+      <w:proofErr w:type="spellEnd"/>
+      <w:r>
+        <w:rPr>
+          <w:rFonts w:ascii="Times New Roman" w:eastAsia="Times New Roman" w:hAnsi="Times New Roman" w:cs="Times New Roman"/>
+          <w:color w:val="0F1115"/>
+          <w:sz w:val="28"/>
+          <w:szCs w:val="28"/>
+          <w:lang w:val="ru-RU"/>
+        </w:rPr>
+        <w:t xml:space="preserve"> (k=2) выявила естественную группировку данных (</w:t>
+      </w:r>
+      <w:proofErr w:type="spellStart"/>
+      <w:r>
+        <w:rPr>
+          <w:rFonts w:ascii="Times New Roman" w:eastAsia="Times New Roman" w:hAnsi="Times New Roman" w:cs="Times New Roman"/>
+          <w:color w:val="0F1115"/>
+          <w:sz w:val="28"/>
+          <w:szCs w:val="28"/>
+          <w:lang w:val="ru-RU"/>
+        </w:rPr>
+        <w:t>Silhouette</w:t>
+      </w:r>
+      <w:proofErr w:type="spellEnd"/>
+      <w:r>
+        <w:rPr>
+          <w:rFonts w:ascii="Times New Roman" w:eastAsia="Times New Roman" w:hAnsi="Times New Roman" w:cs="Times New Roman"/>
+          <w:color w:val="0F1115"/>
+          <w:sz w:val="28"/>
+          <w:szCs w:val="28"/>
+          <w:lang w:val="ru-RU"/>
+        </w:rPr>
+        <w:t xml:space="preserve"> = 0.305) и практически полностью совпала с </w:t>
+      </w:r>
+      <w:proofErr w:type="spellStart"/>
+      <w:r>
+        <w:rPr>
+          <w:rFonts w:ascii="Times New Roman" w:eastAsia="Times New Roman" w:hAnsi="Times New Roman" w:cs="Times New Roman"/>
+          <w:color w:val="0F1115"/>
+          <w:sz w:val="28"/>
+          <w:szCs w:val="28"/>
+          <w:lang w:val="ru-RU"/>
+        </w:rPr>
+        <w:t>бинаризированной</w:t>
+      </w:r>
+      <w:proofErr w:type="spellEnd"/>
+      <w:r>
+        <w:rPr>
+          <w:rFonts w:ascii="Times New Roman" w:eastAsia="Times New Roman" w:hAnsi="Times New Roman" w:cs="Times New Roman"/>
+          <w:color w:val="0F1115"/>
+          <w:sz w:val="28"/>
+          <w:szCs w:val="28"/>
+          <w:lang w:val="ru-RU"/>
+        </w:rPr>
+        <w:t xml:space="preserve"> целевой переменной (ARI = 0.960, AMI = 0.929). Это указывает на то, что целевая переменная имеет два хорошо разделимых режима.</w:t>
       </w:r>
     </w:p>
     <w:p>
@@ -4557,7 +6009,73 @@
           <w:szCs w:val="28"/>
           <w:lang w:val="ru-RU"/>
         </w:rPr>
-        <w:t>Для дальнейшего улучшения можно попробовать случайный лес (RandomForestRegressor) или градиентный бустинг, а также подобрать гиперпараметры дерева (глубину, минимальное число объектов в листе).</w:t>
+        <w:t>Для дальнейшего улучшения можно попробовать случайный лес (</w:t>
+      </w:r>
+      <w:proofErr w:type="spellStart"/>
+      <w:r>
+        <w:rPr>
+          <w:rFonts w:ascii="Times New Roman" w:eastAsia="Times New Roman" w:hAnsi="Times New Roman" w:cs="Times New Roman"/>
+          <w:color w:val="0F1115"/>
+          <w:sz w:val="28"/>
+          <w:szCs w:val="28"/>
+          <w:lang w:val="ru-RU"/>
+        </w:rPr>
+        <w:t>RandomForestRegressor</w:t>
+      </w:r>
+      <w:proofErr w:type="spellEnd"/>
+      <w:r>
+        <w:rPr>
+          <w:rFonts w:ascii="Times New Roman" w:eastAsia="Times New Roman" w:hAnsi="Times New Roman" w:cs="Times New Roman"/>
+          <w:color w:val="0F1115"/>
+          <w:sz w:val="28"/>
+          <w:szCs w:val="28"/>
+          <w:lang w:val="ru-RU"/>
+        </w:rPr>
+        <w:t xml:space="preserve">) или градиентный </w:t>
+      </w:r>
+      <w:proofErr w:type="spellStart"/>
+      <w:r>
+        <w:rPr>
+          <w:rFonts w:ascii="Times New Roman" w:eastAsia="Times New Roman" w:hAnsi="Times New Roman" w:cs="Times New Roman"/>
+          <w:color w:val="0F1115"/>
+          <w:sz w:val="28"/>
+          <w:szCs w:val="28"/>
+          <w:lang w:val="ru-RU"/>
+        </w:rPr>
+        <w:t>бустинг</w:t>
+      </w:r>
+      <w:proofErr w:type="spellEnd"/>
+      <w:r>
+        <w:rPr>
+          <w:rFonts w:ascii="Times New Roman" w:eastAsia="Times New Roman" w:hAnsi="Times New Roman" w:cs="Times New Roman"/>
+          <w:color w:val="0F1115"/>
+          <w:sz w:val="28"/>
+          <w:szCs w:val="28"/>
+          <w:lang w:val="ru-RU"/>
+        </w:rPr>
+        <w:t xml:space="preserve">, а также подобрать </w:t>
+      </w:r>
+      <w:proofErr w:type="spellStart"/>
+      <w:r>
+        <w:rPr>
+          <w:rFonts w:ascii="Times New Roman" w:eastAsia="Times New Roman" w:hAnsi="Times New Roman" w:cs="Times New Roman"/>
+          <w:color w:val="0F1115"/>
+          <w:sz w:val="28"/>
+          <w:szCs w:val="28"/>
+          <w:lang w:val="ru-RU"/>
+        </w:rPr>
+        <w:t>гиперпараметры</w:t>
+      </w:r>
+      <w:proofErr w:type="spellEnd"/>
+      <w:r>
+        <w:rPr>
+          <w:rFonts w:ascii="Times New Roman" w:eastAsia="Times New Roman" w:hAnsi="Times New Roman" w:cs="Times New Roman"/>
+          <w:color w:val="0F1115"/>
+          <w:sz w:val="28"/>
+          <w:szCs w:val="28"/>
+          <w:lang w:val="ru-RU"/>
+        </w:rPr>
+        <w:t xml:space="preserve"> дерева (глубину, минимальное число объектов в листе).</w:t>
       </w:r>
     </w:p>
     <w:p>
@@ -4647,7 +6165,25 @@
           <w:sz w:val="24"/>
           <w:szCs w:val="24"/>
         </w:rPr>
-        <w:t>Полный исходный код программы доступен в репозитории GitHub:</w:t>
+        <w:t xml:space="preserve">Полный исходный код программы доступен в репозитории </w:t>
+      </w:r>
+      <w:proofErr w:type="spellStart"/>
+      <w:r>
+        <w:rPr>
+          <w:rFonts w:ascii="Times New Roman" w:eastAsia="Times New Roman" w:hAnsi="Times New Roman" w:cs="Times New Roman"/>
+          <w:sz w:val="24"/>
+          <w:szCs w:val="24"/>
+        </w:rPr>
+        <w:t>GitHub</w:t>
+      </w:r>
+      <w:proofErr w:type="spellEnd"/>
+      <w:r>
+        <w:rPr>
+          <w:rFonts w:ascii="Times New Roman" w:eastAsia="Times New Roman" w:hAnsi="Times New Roman" w:cs="Times New Roman"/>
+          <w:sz w:val="24"/>
+          <w:szCs w:val="24"/>
+        </w:rPr>
+        <w:t>:</w:t>
       </w:r>
     </w:p>
     <w:p>
@@ -4665,15 +6201,7 @@
             <w:rStyle w:val="a9"/>
             <w:rFonts w:ascii="Times New Roman" w:hAnsi="Times New Roman" w:cs="Times New Roman"/>
           </w:rPr>
-          <w:t>https://github.com/Semiys/CUU_LABS/tree/main/Lab</w:t>
-        </w:r>
-        <w:r>
-          <w:rPr>
-            <w:rStyle w:val="a9"/>
-            <w:rFonts w:ascii="Times New Roman" w:hAnsi="Times New Roman" w:cs="Times New Roman"/>
-            <w:lang w:val="ru-RU"/>
-          </w:rPr>
-          <w:t>4</w:t>
+          <w:t>https://github.com/Semiys/CUU_LABS/tree/main/Lab5</w:t>
         </w:r>
       </w:hyperlink>
     </w:p>
@@ -11814,6 +13342,7 @@
   <w:style w:type="character" w:default="1" w:styleId="a0">
     <w:name w:val="Default Paragraph Font"/>
     <w:uiPriority w:val="1"/>
+    <w:semiHidden/>
     <w:unhideWhenUsed/>
   </w:style>
   <w:style w:type="table" w:default="1" w:styleId="a1">
